--- a/src/Tests/Inputs/newsletters/14/input.docx
+++ b/src/Tests/Inputs/newsletters/14/input.docx
@@ -1,6 +1,6 @@
 
 <file path=word/document.xml><?xml version="1.0" encoding="utf-8"?>
-<w:document xmlns:wpc="http://schemas.microsoft.com/office/word/2010/wordprocessingCanvas" xmlns:cx="http://schemas.microsoft.com/office/drawing/2014/chartex" xmlns:cx1="http://schemas.microsoft.com/office/drawing/2015/9/8/chartex" xmlns:cx2="http://schemas.microsoft.com/office/drawing/2015/10/21/chartex" xmlns:cx3="http://schemas.microsoft.com/office/drawing/2016/5/9/chartex" xmlns:cx4="http://schemas.microsoft.com/office/drawing/2016/5/10/chartex" xmlns:cx5="http://schemas.microsoft.com/office/drawing/2016/5/11/chartex" xmlns:cx6="http://schemas.microsoft.com/office/drawing/2016/5/12/chartex" xmlns:cx7="http://schemas.microsoft.com/office/drawing/2016/5/13/chartex" xmlns:cx8="http://schemas.microsoft.com/office/drawing/2016/5/14/chartex" xmlns:mc="http://schemas.openxmlformats.org/markup-compatibility/2006" xmlns:aink="http://schemas.microsoft.com/office/drawing/2016/ink" xmlns:am3d="http://schemas.microsoft.com/office/drawing/2017/model3d" xmlns:o="urn:schemas-microsoft-com:office:office" xmlns:oel="http://schemas.microsoft.com/office/2019/extlst" xmlns:r="http://schemas.openxmlformats.org/officeDocument/2006/relationships" xmlns:m="http://schemas.openxmlformats.org/officeDocument/2006/math" xmlns:v="urn:schemas-microsoft-com:vml" xmlns:wp14="http://schemas.microsoft.com/office/word/2010/wordprocessingDrawing" xmlns:wp="http://schemas.openxmlformats.org/drawingml/2006/wordprocessingDrawing" xmlns:w10="urn:schemas-microsoft-com:office:word" xmlns:w="http://schemas.openxmlformats.org/wordprocessingml/2006/main" xmlns:w14="http://schemas.microsoft.com/office/word/2010/wordml" xmlns:w15="http://schemas.microsoft.com/office/word/2012/wordml" xmlns:w16cex="http://schemas.microsoft.com/office/word/2018/wordml/cex" xmlns:w16cid="http://schemas.microsoft.com/office/word/2016/wordml/cid" xmlns:w16="http://schemas.microsoft.com/office/word/2018/wordml" xmlns:w16du="http://schemas.microsoft.com/office/word/2023/wordml/word16du" xmlns:w16sdtdh="http://schemas.microsoft.com/office/word/2020/wordml/sdtdatahash" xmlns:w16se="http://schemas.microsoft.com/office/word/2015/wordml/symex" xmlns:wpg="http://schemas.microsoft.com/office/word/2010/wordprocessingGroup" xmlns:wpi="http://schemas.microsoft.com/office/word/2010/wordprocessingInk" xmlns:wne="http://schemas.microsoft.com/office/word/2006/wordml" xmlns:wps="http://schemas.microsoft.com/office/word/2010/wordprocessingShape" mc:Ignorable="w14 w15 w16se w16cid w16 w16cex w16sdtdh w16du wp14">
+<w:document xmlns:a="http://schemas.openxmlformats.org/drawingml/2006/main" xmlns:a14="http://schemas.microsoft.com/office/drawing/2010/main" xmlns:adec="http://schemas.microsoft.com/office/drawing/2017/decorative" xmlns:pic="http://schemas.openxmlformats.org/drawingml/2006/picture" xmlns:wpc="http://schemas.microsoft.com/office/word/2010/wordprocessingCanvas" xmlns:cx="http://schemas.microsoft.com/office/drawing/2014/chartex" xmlns:cx1="http://schemas.microsoft.com/office/drawing/2015/9/8/chartex" xmlns:cx2="http://schemas.microsoft.com/office/drawing/2015/10/21/chartex" xmlns:cx3="http://schemas.microsoft.com/office/drawing/2016/5/9/chartex" xmlns:cx4="http://schemas.microsoft.com/office/drawing/2016/5/10/chartex" xmlns:cx5="http://schemas.microsoft.com/office/drawing/2016/5/11/chartex" xmlns:cx6="http://schemas.microsoft.com/office/drawing/2016/5/12/chartex" xmlns:cx7="http://schemas.microsoft.com/office/drawing/2016/5/13/chartex" xmlns:cx8="http://schemas.microsoft.com/office/drawing/2016/5/14/chartex" xmlns:mc="http://schemas.openxmlformats.org/markup-compatibility/2006" xmlns:aink="http://schemas.microsoft.com/office/drawing/2016/ink" xmlns:am3d="http://schemas.microsoft.com/office/drawing/2017/model3d" xmlns:o="urn:schemas-microsoft-com:office:office" xmlns:oel="http://schemas.microsoft.com/office/2019/extlst" xmlns:r="http://schemas.openxmlformats.org/officeDocument/2006/relationships" xmlns:m="http://schemas.openxmlformats.org/officeDocument/2006/math" xmlns:v="urn:schemas-microsoft-com:vml" xmlns:wp14="http://schemas.microsoft.com/office/word/2010/wordprocessingDrawing" xmlns:wp="http://schemas.openxmlformats.org/drawingml/2006/wordprocessingDrawing" xmlns:w10="urn:schemas-microsoft-com:office:word" xmlns:w="http://schemas.openxmlformats.org/wordprocessingml/2006/main" xmlns:w14="http://schemas.microsoft.com/office/word/2010/wordml" xmlns:w15="http://schemas.microsoft.com/office/word/2012/wordml" xmlns:w16cex="http://schemas.microsoft.com/office/word/2018/wordml/cex" xmlns:w16cid="http://schemas.microsoft.com/office/word/2016/wordml/cid" xmlns:w16="http://schemas.microsoft.com/office/word/2018/wordml" xmlns:w16du="http://schemas.microsoft.com/office/word/2023/wordml/word16du" xmlns:w16sdtdh="http://schemas.microsoft.com/office/word/2020/wordml/sdtdatahash" xmlns:w16se="http://schemas.microsoft.com/office/word/2015/wordml/symex" xmlns:wpg="http://schemas.microsoft.com/office/word/2010/wordprocessingGroup" xmlns:wpi="http://schemas.microsoft.com/office/word/2010/wordprocessingInk" xmlns:wne="http://schemas.microsoft.com/office/word/2006/wordml" xmlns:wps="http://schemas.microsoft.com/office/word/2010/wordprocessingShape" mc:Ignorable="w14 w15 w16se w16cid w16 w16cex w16sdtdh w16du wp14">
   <w:body>
     <w:p>
       <w:pPr>
@@ -14,7 +14,7 @@
         <mc:AlternateContent>
           <mc:Choice Requires="wps">
             <w:drawing>
-              <wp:anchor distT="0" distB="0" distL="114300" distR="114300" simplePos="0" relativeHeight="251664384" behindDoc="0" locked="1" layoutInCell="1" allowOverlap="1" wp14:anchorId="3F84EBC1" wp14:editId="261DBF2C">
+              <wp:anchor distT="0" distB="0" distL="114300" distR="114300" simplePos="0" relativeHeight="251664384" behindDoc="0" locked="1" layoutInCell="1" allowOverlap="1" wp14:editId="261DBF2C" wp14:anchorId="3F84EBC1">
                 <wp:simplePos x="0" y="0"/>
                 <wp:positionH relativeFrom="margin">
                   <wp:posOffset>4575810</wp:posOffset>
@@ -92,8 +92,8 @@
           </mc:Choice>
           <mc:Fallback>
             <w:pict>
-              <v:rect w14:anchorId="12D32894" id="Rectangle 1" o:spid="_x0000_s1026" alt="Decorative" style="position:absolute;margin-left:360.3pt;margin-top:0;width:3in;height:324.7pt;z-index:251664384;visibility:visible;mso-wrap-style:square;mso-width-percent:0;mso-height-percent:0;mso-wrap-distance-left:9pt;mso-wrap-distance-top:0;mso-wrap-distance-right:9pt;mso-wrap-distance-bottom:0;mso-position-horizontal:absolute;mso-position-horizontal-relative:margin;mso-position-vertical:absolute;mso-position-vertical-relative:text;mso-width-percent:0;mso-height-percent:0;mso-width-relative:margin;mso-height-relative:margin;v-text-anchor:middle" o:gfxdata="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" stroked="f" strokeweight="1pt">
-                <v:fill r:id="rId7" o:title="Decorative" recolor="t" rotate="t" type="frame"/>
+              <v:rect id="Rectangle 1" style="position:absolute;margin-left:360.3pt;margin-top:0;width:3in;height:324.7pt;z-index:251664384;visibility:visible;mso-wrap-style:square;mso-width-percent:0;mso-height-percent:0;mso-wrap-distance-left:9pt;mso-wrap-distance-top:0;mso-wrap-distance-right:9pt;mso-wrap-distance-bottom:0;mso-position-horizontal:absolute;mso-position-horizontal-relative:margin;mso-position-vertical:absolute;mso-position-vertical-relative:text;mso-width-percent:0;mso-height-percent:0;mso-width-relative:margin;mso-height-relative:margin;v-text-anchor:middle" alt="Decorative" o:spid="_x0000_s1026" stroked="f" strokeweight="1pt" o:gfxdata="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" w14:anchorId="12D32894">
+                <v:fill type="frame" o:title="Decorative" recolor="t" rotate="t" r:id="rId7"/>
                 <w10:wrap anchorx="margin"/>
                 <w10:anchorlock/>
               </v:rect>
@@ -109,7 +109,7 @@
         <mc:AlternateContent>
           <mc:Choice Requires="wpg">
             <w:drawing>
-              <wp:anchor distT="0" distB="0" distL="114300" distR="114300" simplePos="0" relativeHeight="251662336" behindDoc="1" locked="1" layoutInCell="1" allowOverlap="1" wp14:anchorId="4AB92459" wp14:editId="629C3173">
+              <wp:anchor distT="0" distB="0" distL="114300" distR="114300" simplePos="0" relativeHeight="251662336" behindDoc="1" locked="1" layoutInCell="1" allowOverlap="1" wp14:editId="629C3173" wp14:anchorId="4AB92459">
                 <wp:simplePos x="0" y="0"/>
                 <wp:positionH relativeFrom="column">
                   <wp:posOffset>-457200</wp:posOffset>
@@ -376,14 +376,14 @@
           </mc:Choice>
           <mc:Fallback>
             <w:pict>
-              <v:group w14:anchorId="0D9D703C" id="Group 11" o:spid="_x0000_s1026" alt="Decorative" style="position:absolute;margin-left:-36pt;margin-top:0;width:612pt;height:791.3pt;z-index:-251654144;mso-height-relative:margin" coordsize="77724,100521" o:gfxdata="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">
-                <v:shape id="Freeform 3" o:spid="_x0000_s1027" alt="First page highlight box" style="position:absolute;left:4572;top:83176;width:45739;height:11979;visibility:visible;mso-wrap-style:square;v-text-anchor:top" coordsize="7040,1884" o:gfxdata="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" path="m,1883r7040,l7040,,,,,1883xe" fillcolor="#cfd960 [3206]" stroked="f">
+              <v:group id="Group 11" style="position:absolute;margin-left:-36pt;margin-top:0;width:612pt;height:791.3pt;z-index:-251654144;mso-height-relative:margin" alt="Decorative" coordsize="77724,100521" o:spid="_x0000_s1026" o:gfxdata="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" w14:anchorId="0D9D703C">
+                <v:shape id="Freeform 3" style="position:absolute;left:4572;top:83176;width:45739;height:11979;visibility:visible;mso-wrap-style:square;v-text-anchor:top" alt="First page highlight box" coordsize="7040,1884" o:spid="_x0000_s1027" fillcolor="#cfd960 [3206]" stroked="f" path="m,1883r7040,l7040,,,,,1883xe" o:gfxdata="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">
                   <v:path arrowok="t" o:connecttype="custom" o:connectlocs="0,1197228;4573905,1197228;4573905,0;0,0;0,1197228" o:connectangles="0,0,0,0,0"/>
                 </v:shape>
-                <v:shape id="Freeform 5" o:spid="_x0000_s1028" alt="First page top block" style="position:absolute;width:77724;height:21094;visibility:visible;mso-wrap-style:square;v-text-anchor:top" coordsize="12240,3380" o:gfxdata="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" path="m,3380r12240,l12240,,,,,3380xe" fillcolor="#cfd960 [3206]" stroked="f">
+                <v:shape id="Freeform 5" style="position:absolute;width:77724;height:21094;visibility:visible;mso-wrap-style:square;v-text-anchor:top" alt="First page top block" coordsize="12240,3380" o:spid="_x0000_s1028" fillcolor="#cfd960 [3206]" stroked="f" path="m,3380r12240,l12240,,,,,3380xe" o:gfxdata="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">
                   <v:path arrowok="t" o:connecttype="custom" o:connectlocs="0,2109470;7772400,2109470;7772400,0;0,0;0,2109470" o:connectangles="0,0,0,0,0"/>
                 </v:shape>
-                <v:shape id="Freeform 4" o:spid="_x0000_s1029" alt="First page right bottom block" style="position:absolute;left:50292;top:26089;width:27432;height:74432;visibility:visible;mso-wrap-style:square;v-text-anchor:top" coordsize="4280,11720" o:gfxdata="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" path="m,11720r4280,l4280,,,,,11720xe" fillcolor="#ff6e00 [3205]" stroked="f">
+                <v:shape id="Freeform 4" style="position:absolute;left:50292;top:26089;width:27432;height:74432;visibility:visible;mso-wrap-style:square;v-text-anchor:top" alt="First page right bottom block" coordsize="4280,11720" o:spid="_x0000_s1029" fillcolor="#ff6e00 [3205]" stroked="f" path="m,11720r4280,l4280,,,,,11720xe" o:gfxdata="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">
                   <v:path arrowok="t" o:connecttype="custom" o:connectlocs="0,7443216;2743200,7443216;2743200,0;0,0;0,7443216" o:connectangles="0,0,0,0,0"/>
                 </v:shape>
                 <w10:anchorlock/>
@@ -406,7 +406,7 @@
       </w:tblGrid>
       <w:tr>
         <w:trPr>
-          <w:trHeight w:hRule="exact" w:val="2088"/>
+          <w:trHeight w:val="2088" w:hRule="exact"/>
         </w:trPr>
         <w:tc>
           <w:tcPr>
@@ -437,7 +437,7 @@
       </w:tr>
       <w:tr>
         <w:trPr>
-          <w:trHeight w:hRule="exact" w:val="720"/>
+          <w:trHeight w:val="720" w:hRule="exact"/>
         </w:trPr>
         <w:tc>
           <w:tcPr>
@@ -470,7 +470,7 @@
       </w:tr>
       <w:tr>
         <w:trPr>
-          <w:trHeight w:hRule="exact" w:val="1080"/>
+          <w:trHeight w:val="1080" w:hRule="exact"/>
         </w:trPr>
         <w:tc>
           <w:tcPr>
@@ -502,7 +502,7 @@
       </w:tr>
       <w:tr>
         <w:trPr>
-          <w:trHeight w:hRule="exact" w:val="720"/>
+          <w:trHeight w:val="720" w:hRule="exact"/>
         </w:trPr>
         <w:tc>
           <w:tcPr>
@@ -534,7 +534,7 @@
       </w:tr>
       <w:tr>
         <w:trPr>
-          <w:trHeight w:hRule="exact" w:val="7632"/>
+          <w:trHeight w:val="7632" w:hRule="exact"/>
         </w:trPr>
         <w:tc>
           <w:tcPr>
@@ -797,7 +797,7 @@
         <mc:AlternateContent>
           <mc:Choice Requires="wpg">
             <w:drawing>
-              <wp:anchor distT="0" distB="0" distL="114300" distR="114300" simplePos="0" relativeHeight="251659264" behindDoc="1" locked="0" layoutInCell="1" allowOverlap="1" wp14:anchorId="3D1D3BE1" wp14:editId="1D21EA09">
+              <wp:anchor distT="0" distB="0" distL="114300" distR="114300" simplePos="0" relativeHeight="251659264" behindDoc="1" locked="0" layoutInCell="1" allowOverlap="1" wp14:editId="1D21EA09" wp14:anchorId="3D1D3BE1">
                 <wp:simplePos x="0" y="0"/>
                 <wp:positionH relativeFrom="column">
                   <wp:posOffset>-457200</wp:posOffset>
@@ -992,11 +992,11 @@
           </mc:Choice>
           <mc:Fallback>
             <w:pict>
-              <v:group w14:anchorId="794EA29F" id="Group 10" o:spid="_x0000_s1026" alt="Decorative" style="position:absolute;margin-left:-36pt;margin-top:0;width:612pt;height:791.15pt;z-index:-251657216;mso-width-percent:1000;mso-height-percent:1000;mso-width-percent:1000;mso-height-percent:1000" coordsize="77724,100491" o:gfxdata="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">
-                <v:shape id="Freeform 9" o:spid="_x0000_s1027" alt="Second page accent box" style="position:absolute;width:77724;height:5969;visibility:visible;mso-wrap-style:square;v-text-anchor:top" coordsize="12240,949" o:gfxdata="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" path="m,948r12240,l12240,,,,,948xe" fillcolor="#cfd960 [3206]" stroked="f">
+              <v:group id="Group 10" style="position:absolute;margin-left:-36pt;margin-top:0;width:612pt;height:791.15pt;z-index:-251657216;mso-width-percent:1000;mso-height-percent:1000;mso-width-percent:1000;mso-height-percent:1000" alt="Decorative" coordsize="77724,100491" o:spid="_x0000_s1026" o:gfxdata="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" w14:anchorId="794EA29F">
+                <v:shape id="Freeform 9" style="position:absolute;width:77724;height:5969;visibility:visible;mso-wrap-style:square;v-text-anchor:top" alt="Second page accent box" coordsize="12240,949" o:spid="_x0000_s1027" fillcolor="#cfd960 [3206]" stroked="f" path="m,948r12240,l12240,,,,,948xe" o:gfxdata="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">
                   <v:path arrowok="t" o:connecttype="custom" o:connectlocs="0,596271;7772400,596271;7772400,0;0,0;0,596271" o:connectangles="0,0,0,0,0"/>
                 </v:shape>
-                <v:shape id="Freeform 11" o:spid="_x0000_s1028" alt="Second page bottom accent box" style="position:absolute;top:80450;width:77724;height:20041;visibility:visible;mso-wrap-style:square;v-text-anchor:top" coordsize="12240,3018" o:gfxdata="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" path="m,3017r12240,l12240,,,,,3017xe" fillcolor="#ff6e00 [3205]" stroked="f">
+                <v:shape id="Freeform 11" style="position:absolute;top:80450;width:77724;height:20041;visibility:visible;mso-wrap-style:square;v-text-anchor:top" alt="Second page bottom accent box" coordsize="12240,3018" o:spid="_x0000_s1028" fillcolor="#ff6e00 [3205]" stroked="f" path="m,3017r12240,l12240,,,,,3017xe" o:gfxdata="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">
                   <v:path arrowok="t" o:connecttype="custom" o:connectlocs="0,2003396;7772400,2003396;7772400,0;0,0;0,2003396" o:connectangles="0,0,0,0,0"/>
                 </v:shape>
               </v:group>
@@ -1251,7 +1251,7 @@
       </w:tr>
       <w:tr>
         <w:trPr>
-          <w:trHeight w:hRule="exact" w:val="1728"/>
+          <w:trHeight w:val="1728" w:hRule="exact"/>
         </w:trPr>
         <w:tc>
           <w:tcPr>

--- a/src/Tests/Inputs/newsletters/14/input.docx
+++ b/src/Tests/Inputs/newsletters/14/input.docx
@@ -2350,1299 +2350,6 @@
 </w:styles>
 </file>
 
-<file path=word/glossary/document.xml><?xml version="1.0" encoding="utf-8"?>
-<w:glossaryDocument xmlns:wpc="http://schemas.microsoft.com/office/word/2010/wordprocessingCanvas" xmlns:cx="http://schemas.microsoft.com/office/drawing/2014/chartex" xmlns:cx1="http://schemas.microsoft.com/office/drawing/2015/9/8/chartex" xmlns:cx2="http://schemas.microsoft.com/office/drawing/2015/10/21/chartex" xmlns:cx3="http://schemas.microsoft.com/office/drawing/2016/5/9/chartex" xmlns:cx4="http://schemas.microsoft.com/office/drawing/2016/5/10/chartex" xmlns:cx5="http://schemas.microsoft.com/office/drawing/2016/5/11/chartex" xmlns:cx6="http://schemas.microsoft.com/office/drawing/2016/5/12/chartex" xmlns:cx7="http://schemas.microsoft.com/office/drawing/2016/5/13/chartex" xmlns:cx8="http://schemas.microsoft.com/office/drawing/2016/5/14/chartex" xmlns:mc="http://schemas.openxmlformats.org/markup-compatibility/2006" xmlns:aink="http://schemas.microsoft.com/office/drawing/2016/ink" xmlns:am3d="http://schemas.microsoft.com/office/drawing/2017/model3d" xmlns:o="urn:schemas-microsoft-com:office:office" xmlns:oel="http://schemas.microsoft.com/office/2019/extlst" xmlns:r="http://schemas.openxmlformats.org/officeDocument/2006/relationships" xmlns:m="http://schemas.openxmlformats.org/officeDocument/2006/math" xmlns:v="urn:schemas-microsoft-com:vml" xmlns:wp14="http://schemas.microsoft.com/office/word/2010/wordprocessingDrawing" xmlns:wp="http://schemas.openxmlformats.org/drawingml/2006/wordprocessingDrawing" xmlns:w10="urn:schemas-microsoft-com:office:word" xmlns:w="http://schemas.openxmlformats.org/wordprocessingml/2006/main" xmlns:w14="http://schemas.microsoft.com/office/word/2010/wordml" xmlns:w15="http://schemas.microsoft.com/office/word/2012/wordml" xmlns:w16cex="http://schemas.microsoft.com/office/word/2018/wordml/cex" xmlns:w16cid="http://schemas.microsoft.com/office/word/2016/wordml/cid" xmlns:w16="http://schemas.microsoft.com/office/word/2018/wordml" xmlns:w16du="http://schemas.microsoft.com/office/word/2023/wordml/word16du" xmlns:w16sdtdh="http://schemas.microsoft.com/office/word/2020/wordml/sdtdatahash" xmlns:w16se="http://schemas.microsoft.com/office/word/2015/wordml/symex" xmlns:wpg="http://schemas.microsoft.com/office/word/2010/wordprocessingGroup" xmlns:wpi="http://schemas.microsoft.com/office/word/2010/wordprocessingInk" xmlns:wne="http://schemas.microsoft.com/office/word/2006/wordml" xmlns:wps="http://schemas.microsoft.com/office/word/2010/wordprocessingShape" mc:Ignorable="w14 w15 w16se w16cid w16 w16cex w16sdtdh w16du wp14">
-  <w:docParts>
-    <w:docPart>
-      <w:docPartPr>
-        <w:name w:val="A4FE6213A35E45198624C32ACF7C1545"/>
-        <w:category>
-          <w:name w:val="General"/>
-          <w:gallery w:val="placeholder"/>
-        </w:category>
-        <w:types>
-          <w:type w:val="bbPlcHdr"/>
-        </w:types>
-        <w:behaviors>
-          <w:behavior w:val="content"/>
-        </w:behaviors>
-        <w:guid w:val="{4843D8F5-D195-4C03-B15B-332A1A6F40FA}"/>
-      </w:docPartPr>
-      <w:docPartBody>
-        <w:p>
-          <w:r>
-            <w:t xml:space="preserve">To change any of the images, simply click on them and choose </w:t>
-          </w:r>
-          <w:r>
-            <w:t xml:space="preserve">Insert &gt; </w:t>
-          </w:r>
-          <w:r>
-            <w:t>Picture</w:t>
-          </w:r>
-          <w:r>
-            <w:t>.</w:t>
-          </w:r>
-        </w:p>
-      </w:docPartBody>
-    </w:docPart>
-    <w:docPart>
-      <w:docPartPr>
-        <w:name w:val="099365DC2E2F4505ADA26E2930F5D343"/>
-        <w:category>
-          <w:name w:val="General"/>
-          <w:gallery w:val="placeholder"/>
-        </w:category>
-        <w:types>
-          <w:type w:val="bbPlcHdr"/>
-        </w:types>
-        <w:behaviors>
-          <w:behavior w:val="content"/>
-        </w:behaviors>
-        <w:guid w:val="{A500F1A2-4E0E-44C7-8D7A-8DE155C589DD}"/>
-      </w:docPartPr>
-      <w:docPartBody>
-        <w:p>
-          <w:r>
-            <w:t>You can easily change the formatting of selected text in the document text by choosing a look for the selected text from the Styles gallery on the Home tab.</w:t>
-          </w:r>
-        </w:p>
-      </w:docPartBody>
-    </w:docPart>
-    <w:docPart>
-      <w:docPartPr>
-        <w:name w:val="83CE3848FA974DA69FEF9BBE47298D08"/>
-        <w:category>
-          <w:name w:val="General"/>
-          <w:gallery w:val="placeholder"/>
-        </w:category>
-        <w:types>
-          <w:type w:val="bbPlcHdr"/>
-        </w:types>
-        <w:behaviors>
-          <w:behavior w:val="content"/>
-        </w:behaviors>
-        <w:guid w:val="{2D9948FF-D696-47A2-B439-B4AC7472B66F}"/>
-      </w:docPartPr>
-      <w:docPartBody>
-        <w:p>
-          <w:pPr>
-            <w:pStyle w:val="NormalwithDarkBackground"/>
-          </w:pPr>
-          <w:r>
-            <w:t>For this side panel, include a few highlights for another story or some type of event you want to highlight.  Highlight a teacher of the week/month, or a student/athlete of the week/month.</w:t>
-          </w:r>
-        </w:p>
-        <w:p>
-          <w:pPr>
-            <w:pStyle w:val="NormalwithDarkBackground"/>
-          </w:pPr>
-          <w:r>
-            <w:t>Share with the audience what else is further in the document.  Are there school events coming up?  Is there a band concert or sporting event that the audience should know about?</w:t>
-          </w:r>
-        </w:p>
-        <w:p>
-          <w:pPr>
-            <w:pStyle w:val="NormalwithDarkBackground"/>
-          </w:pPr>
-          <w:r>
-            <w:t xml:space="preserve">You can start a story here and continue it on another page in the newsletter if it pushes longer than this space allows.  </w:t>
-          </w:r>
-        </w:p>
-        <w:p>
-          <w:pPr>
-            <w:pStyle w:val="83CE3848FA974DA69FEF9BBE47298D08"/>
-          </w:pPr>
-          <w:r>
-            <w:t>Make the newsletter your own!</w:t>
-          </w:r>
-        </w:p>
-      </w:docPartBody>
-    </w:docPart>
-    <w:docPart>
-      <w:docPartPr>
-        <w:name w:val="7E6A56F948CD4D5AAD2FACED9DFCF1B5"/>
-        <w:category>
-          <w:name w:val="General"/>
-          <w:gallery w:val="placeholder"/>
-        </w:category>
-        <w:types>
-          <w:type w:val="bbPlcHdr"/>
-        </w:types>
-        <w:behaviors>
-          <w:behavior w:val="content"/>
-        </w:behaviors>
-        <w:guid w:val="{C74FA4B1-728C-4C68-94F0-86156E08B626}"/>
-      </w:docPartPr>
-      <w:docPartBody>
-        <w:p>
-          <w:r>
-            <w:t>At any time, you can easily change the text of any section in this document by simply clicking and typing.  The template is prepared so that formatting stays in tact with the new information you include.</w:t>
-          </w:r>
-        </w:p>
-        <w:p>
-          <w:r>
-            <w:t>To update formatting, from the Home tab, you can use the Styles gallery for the built in styles.  You can also format text directly by using the other controls on the Home tab.</w:t>
-          </w:r>
-        </w:p>
-        <w:p>
-          <w:r>
-            <w:t>To change any of the images, simply click on them and choose Insert &gt; Picture.</w:t>
-          </w:r>
-        </w:p>
-      </w:docPartBody>
-    </w:docPart>
-    <w:docPart>
-      <w:docPartPr>
-        <w:name w:val="A8908DE0D5BA4BFD923293EA1A898A71"/>
-        <w:category>
-          <w:name w:val="General"/>
-          <w:gallery w:val="placeholder"/>
-        </w:category>
-        <w:types>
-          <w:type w:val="bbPlcHdr"/>
-        </w:types>
-        <w:behaviors>
-          <w:behavior w:val="content"/>
-        </w:behaviors>
-        <w:guid w:val="{F5D9A4C8-9FEF-4830-A00C-75D58B1F0942}"/>
-      </w:docPartPr>
-      <w:docPartBody>
-        <w:p>
-          <w:r>
-            <w:t>At any time, you can easily change the text of any section in this document by simply clicking and typing.  The template is prepared so that formatting stays in tact with the new information you include.</w:t>
-          </w:r>
-        </w:p>
-        <w:p>
-          <w:r>
-            <w:t>To update formatting, from the Home tab, you can use the Styles gallery for the built in styles.  You can also format text directly by using the other controls on the Home tab.</w:t>
-          </w:r>
-        </w:p>
-      </w:docPartBody>
-    </w:docPart>
-    <w:docPart>
-      <w:docPartPr>
-        <w:name w:val="DefaultPlaceholder_-1854013440"/>
-        <w:category>
-          <w:name w:val="General"/>
-          <w:gallery w:val="placeholder"/>
-        </w:category>
-        <w:types>
-          <w:type w:val="bbPlcHdr"/>
-        </w:types>
-        <w:behaviors>
-          <w:behavior w:val="content"/>
-        </w:behaviors>
-        <w:guid w:val="{8FEEDBB7-03A2-4EB4-B738-351E9202F2E5}"/>
-      </w:docPartPr>
-      <w:docPartBody>
-        <w:p>
-          <w:r>
-            <w:rPr>
-              <w:rStyle w:val="PlaceholderText"/>
-            </w:rPr>
-            <w:t>Click or tap here to enter text.</w:t>
-          </w:r>
-        </w:p>
-      </w:docPartBody>
-    </w:docPart>
-    <w:docPart>
-      <w:docPartPr>
-        <w:name w:val="6A9F74AFAAB34A23B4ECCFF9D749E286"/>
-        <w:category>
-          <w:name w:val="General"/>
-          <w:gallery w:val="placeholder"/>
-        </w:category>
-        <w:types>
-          <w:type w:val="bbPlcHdr"/>
-        </w:types>
-        <w:behaviors>
-          <w:behavior w:val="content"/>
-        </w:behaviors>
-        <w:guid w:val="{C87D0E59-0B01-4B2E-A5A1-140C2891323F}"/>
-      </w:docPartPr>
-      <w:docPartBody>
-        <w:p>
-          <w:r>
-            <w:t>DECEMBER</w:t>
-          </w:r>
-        </w:p>
-      </w:docPartBody>
-    </w:docPart>
-    <w:docPart>
-      <w:docPartPr>
-        <w:name w:val="E030D3366381420CAD8076B96CF50874"/>
-        <w:category>
-          <w:name w:val="General"/>
-          <w:gallery w:val="placeholder"/>
-        </w:category>
-        <w:types>
-          <w:type w:val="bbPlcHdr"/>
-        </w:types>
-        <w:behaviors>
-          <w:behavior w:val="content"/>
-        </w:behaviors>
-        <w:guid w:val="{6A78F526-BB78-4AE5-867C-7ED55B12C713}"/>
-      </w:docPartPr>
-      <w:docPartBody>
-        <w:p>
-          <w:r>
-            <w:t>Campus News</w:t>
-          </w:r>
-        </w:p>
-      </w:docPartBody>
-    </w:docPart>
-    <w:docPart>
-      <w:docPartPr>
-        <w:name w:val="A1A466BE6408457991AABB65BA5B6877"/>
-        <w:category>
-          <w:name w:val="General"/>
-          <w:gallery w:val="placeholder"/>
-        </w:category>
-        <w:types>
-          <w:type w:val="bbPlcHdr"/>
-        </w:types>
-        <w:behaviors>
-          <w:behavior w:val="content"/>
-        </w:behaviors>
-        <w:guid w:val="{7DF47218-CBF4-4F9A-99C2-4D93C360F983}"/>
-      </w:docPartPr>
-      <w:docPartBody>
-        <w:p>
-          <w:r>
-            <w:t>New Gym Budget Proposal</w:t>
-          </w:r>
-        </w:p>
-      </w:docPartBody>
-    </w:docPart>
-    <w:docPart>
-      <w:docPartPr>
-        <w:name w:val="766E54758DA94EC1BAFC32B7CE02841A"/>
-        <w:category>
-          <w:name w:val="General"/>
-          <w:gallery w:val="placeholder"/>
-        </w:category>
-        <w:types>
-          <w:type w:val="bbPlcHdr"/>
-        </w:types>
-        <w:behaviors>
-          <w:behavior w:val="content"/>
-        </w:behaviors>
-        <w:guid w:val="{8E47346D-138D-42B6-A2A3-0ABDF1D5FEC3}"/>
-      </w:docPartPr>
-      <w:docPartBody>
-        <w:p>
-          <w:r>
-            <w:t>Holiday Recitals</w:t>
-          </w:r>
-        </w:p>
-      </w:docPartBody>
-    </w:docPart>
-    <w:docPart>
-      <w:docPartPr>
-        <w:name w:val="919C0045A8684EB5A7D8398FE7933DB3"/>
-        <w:category>
-          <w:name w:val="General"/>
-          <w:gallery w:val="placeholder"/>
-        </w:category>
-        <w:types>
-          <w:type w:val="bbPlcHdr"/>
-        </w:types>
-        <w:behaviors>
-          <w:behavior w:val="content"/>
-        </w:behaviors>
-        <w:guid w:val="{07F1E485-5961-4272-8762-66E6AA45EEA3}"/>
-      </w:docPartPr>
-      <w:docPartBody>
-        <w:p>
-          <w:r>
-            <w:t>Don’t miss out</w:t>
-          </w:r>
-        </w:p>
-      </w:docPartBody>
-    </w:docPart>
-    <w:docPart>
-      <w:docPartPr>
-        <w:name w:val="596FF5C415904403B5AC10E298A9B644"/>
-        <w:category>
-          <w:name w:val="General"/>
-          <w:gallery w:val="placeholder"/>
-        </w:category>
-        <w:types>
-          <w:type w:val="bbPlcHdr"/>
-        </w:types>
-        <w:behaviors>
-          <w:behavior w:val="content"/>
-        </w:behaviors>
-        <w:guid w:val="{E3283B2B-98ED-43DE-9D3D-75C686D9061C}"/>
-      </w:docPartPr>
-      <w:docPartBody>
-        <w:p>
-          <w:r>
-            <w:t>"A new gymnasium will offer more quality experiences for our young athletes” - Avery Howard, Principal</w:t>
-          </w:r>
-        </w:p>
-      </w:docPartBody>
-    </w:docPart>
-    <w:docPart>
-      <w:docPartPr>
-        <w:name w:val="28EE82D601EF4C7CB696A0DDBC51A76E"/>
-        <w:category>
-          <w:name w:val="General"/>
-          <w:gallery w:val="placeholder"/>
-        </w:category>
-        <w:types>
-          <w:type w:val="bbPlcHdr"/>
-        </w:types>
-        <w:behaviors>
-          <w:behavior w:val="content"/>
-        </w:behaviors>
-        <w:guid w:val="{FEDA5DD6-811E-4AFC-8D2E-6F511DC03B47}"/>
-      </w:docPartPr>
-      <w:docPartBody>
-        <w:p>
-          <w:r>
-            <w:t>SPORTS &amp; ACTIVITES</w:t>
-          </w:r>
-        </w:p>
-      </w:docPartBody>
-    </w:docPart>
-    <w:docPart>
-      <w:docPartPr>
-        <w:name w:val="07DE006F92CE4C9392813574F7AC369E"/>
-        <w:category>
-          <w:name w:val="General"/>
-          <w:gallery w:val="placeholder"/>
-        </w:category>
-        <w:types>
-          <w:type w:val="bbPlcHdr"/>
-        </w:types>
-        <w:behaviors>
-          <w:behavior w:val="content"/>
-        </w:behaviors>
-        <w:guid w:val="{6C38C415-8254-4A14-A459-24EEAB81FE27}"/>
-      </w:docPartPr>
-      <w:docPartBody>
-        <w:p>
-          <w:r>
-            <w:t>Spring Soccer Tryouts in Jan</w:t>
-          </w:r>
-        </w:p>
-      </w:docPartBody>
-    </w:docPart>
-  </w:docParts>
-</w:glossaryDocument>
-</file>
-
-<file path=word/glossary/fontTable.xml><?xml version="1.0" encoding="utf-8"?>
-<w:fonts xmlns:mc="http://schemas.openxmlformats.org/markup-compatibility/2006" xmlns:r="http://schemas.openxmlformats.org/officeDocument/2006/relationships" xmlns:w="http://schemas.openxmlformats.org/wordprocessingml/2006/main" xmlns:w14="http://schemas.microsoft.com/office/word/2010/wordml" xmlns:w15="http://schemas.microsoft.com/office/word/2012/wordml" xmlns:w16cex="http://schemas.microsoft.com/office/word/2018/wordml/cex" xmlns:w16cid="http://schemas.microsoft.com/office/word/2016/wordml/cid" xmlns:w16="http://schemas.microsoft.com/office/word/2018/wordml" xmlns:w16du="http://schemas.microsoft.com/office/word/2023/wordml/word16du" xmlns:w16sdtdh="http://schemas.microsoft.com/office/word/2020/wordml/sdtdatahash" xmlns:w16se="http://schemas.microsoft.com/office/word/2015/wordml/symex" mc:Ignorable="w14 w15 w16se w16cid w16 w16cex w16sdtdh w16du">
-  <w:font w:name="Arial">
-    <w:panose1 w:val="020B0604020202020204"/>
-    <w:charset w:val="00"/>
-    <w:family w:val="swiss"/>
-    <w:pitch w:val="variable"/>
-    <w:sig w:usb0="E0002EFF" w:usb1="C000785B" w:usb2="00000009" w:usb3="00000000" w:csb0="000001FF" w:csb1="00000000"/>
-  </w:font>
-  <w:font w:name="Times New Roman">
-    <w:panose1 w:val="02020603050405020304"/>
-    <w:charset w:val="00"/>
-    <w:family w:val="roman"/>
-    <w:pitch w:val="variable"/>
-    <w:sig w:usb0="E0002EFF" w:usb1="C000785B" w:usb2="00000009" w:usb3="00000000" w:csb0="000001FF" w:csb1="00000000"/>
-  </w:font>
-  <w:font w:name="Gill Sans">
-    <w:altName w:val="Arial"/>
-    <w:charset w:val="00"/>
-    <w:family w:val="auto"/>
-    <w:pitch w:val="variable"/>
-    <w:sig w:usb0="80000267" w:usb1="00000000" w:usb2="00000000" w:usb3="00000000" w:csb0="000001F7" w:csb1="00000000"/>
-  </w:font>
-  <w:font w:name="Aptos">
-    <w:charset w:val="00"/>
-    <w:family w:val="swiss"/>
-    <w:pitch w:val="variable"/>
-    <w:sig w:usb0="20000287" w:usb1="00000003" w:usb2="00000000" w:usb3="00000000" w:csb0="0000019F" w:csb1="00000000"/>
-  </w:font>
-  <w:font w:name="Aptos Display">
-    <w:charset w:val="00"/>
-    <w:family w:val="swiss"/>
-    <w:pitch w:val="variable"/>
-    <w:sig w:usb0="20000287" w:usb1="00000003" w:usb2="00000000" w:usb3="00000000" w:csb0="0000019F" w:csb1="00000000"/>
-  </w:font>
-</w:fonts>
-</file>
-
-<file path=word/glossary/settings2.xml><?xml version="1.0" encoding="utf-8"?>
-<w:settings xmlns:mc="http://schemas.openxmlformats.org/markup-compatibility/2006" xmlns:o="urn:schemas-microsoft-com:office:office" xmlns:r="http://schemas.openxmlformats.org/officeDocument/2006/relationships" xmlns:m="http://schemas.openxmlformats.org/officeDocument/2006/math" xmlns:v="urn:schemas-microsoft-com:vml" xmlns:w10="urn:schemas-microsoft-com:office:word" xmlns:w="http://schemas.openxmlformats.org/wordprocessingml/2006/main" xmlns:w14="http://schemas.microsoft.com/office/word/2010/wordml" xmlns:w15="http://schemas.microsoft.com/office/word/2012/wordml" xmlns:w16cex="http://schemas.microsoft.com/office/word/2018/wordml/cex" xmlns:w16cid="http://schemas.microsoft.com/office/word/2016/wordml/cid" xmlns:w16="http://schemas.microsoft.com/office/word/2018/wordml" xmlns:w16du="http://schemas.microsoft.com/office/word/2023/wordml/word16du" xmlns:w16sdtdh="http://schemas.microsoft.com/office/word/2020/wordml/sdtdatahash" xmlns:w16se="http://schemas.microsoft.com/office/word/2015/wordml/symex" xmlns:sl="http://schemas.openxmlformats.org/schemaLibrary/2006/main" mc:Ignorable="w14 w15 w16se w16cid w16 w16cex w16sdtdh w16du">
-  <w:view w:val="normal"/>
-  <w:defaultTabStop w:val="720"/>
-  <w:characterSpacingControl w:val="doNotCompress"/>
-  <w:compat>
-    <w:useFELayout/>
-    <w:compatSetting w:name="compatibilityMode" w:uri="http://schemas.microsoft.com/office/word" w:val="15"/>
-    <w:compatSetting w:name="overrideTableStyleFontSizeAndJustification" w:uri="http://schemas.microsoft.com/office/word" w:val="1"/>
-    <w:compatSetting w:name="enableOpenTypeFeatures" w:uri="http://schemas.microsoft.com/office/word" w:val="1"/>
-    <w:compatSetting w:name="doNotFlipMirrorIndents" w:uri="http://schemas.microsoft.com/office/word" w:val="1"/>
-    <w:compatSetting w:name="differentiateMultirowTableHeaders" w:uri="http://schemas.microsoft.com/office/word" w:val="1"/>
-    <w:compatSetting w:name="useWord2013TrackBottomHyphenation" w:uri="http://schemas.microsoft.com/office/word" w:val="1"/>
-  </w:compat>
-  <w:rsids>
-    <w:rsidRoot w:val="003B3C2E"/>
-    <w:rsid w:val="00087E76"/>
-    <w:rsid w:val="00117D95"/>
-    <w:rsid w:val="001B2113"/>
-    <w:rsid w:val="001D48A6"/>
-    <w:rsid w:val="001D7B0D"/>
-    <w:rsid w:val="002779DF"/>
-    <w:rsid w:val="00340546"/>
-    <w:rsid w:val="003B3C2E"/>
-    <w:rsid w:val="005043A0"/>
-    <w:rsid w:val="00567AA0"/>
-    <w:rsid w:val="005C256E"/>
-    <w:rsid w:val="005F1E8B"/>
-    <w:rsid w:val="00612494"/>
-    <w:rsid w:val="00735140"/>
-    <w:rsid w:val="00902801"/>
-    <w:rsid w:val="00934136"/>
-    <w:rsid w:val="00982386"/>
-    <w:rsid w:val="009F639D"/>
-    <w:rsid w:val="00A134F5"/>
-    <w:rsid w:val="00B51B70"/>
-    <w:rsid w:val="00CA3287"/>
-  </w:rsids>
-  <m:mathPr>
-    <m:mathFont m:val="Cambria Math"/>
-    <m:brkBin m:val="before"/>
-    <m:brkBinSub m:val="--"/>
-    <m:smallFrac m:val="0"/>
-    <m:dispDef/>
-    <m:lMargin m:val="0"/>
-    <m:rMargin m:val="0"/>
-    <m:defJc m:val="centerGroup"/>
-    <m:wrapIndent m:val="1440"/>
-    <m:intLim m:val="subSup"/>
-    <m:naryLim m:val="undOvr"/>
-  </m:mathPr>
-  <w:themeFontLang w:val="en-US" w:bidi="ar-SA"/>
-  <w:clrSchemeMapping w:bg1="light1" w:t1="dark1" w:bg2="light2" w:t2="dark2" w:accent1="accent1" w:accent2="accent2" w:accent3="accent3" w:accent4="accent4" w:accent5="accent5" w:accent6="accent6" w:hyperlink="hyperlink" w:followedHyperlink="followedHyperlink"/>
-  <w:decimalSymbol w:val="."/>
-  <w:listSeparator w:val=","/>
-  <w15:chartTrackingRefBased/>
-</w:settings>
-</file>
-
-<file path=word/glossary/styles2.xml><?xml version="1.0" encoding="utf-8"?>
-<w:styles xmlns:mc="http://schemas.openxmlformats.org/markup-compatibility/2006" xmlns:r="http://schemas.openxmlformats.org/officeDocument/2006/relationships" xmlns:w="http://schemas.openxmlformats.org/wordprocessingml/2006/main" xmlns:w14="http://schemas.microsoft.com/office/word/2010/wordml" xmlns:w15="http://schemas.microsoft.com/office/word/2012/wordml" xmlns:w16cex="http://schemas.microsoft.com/office/word/2018/wordml/cex" xmlns:w16cid="http://schemas.microsoft.com/office/word/2016/wordml/cid" xmlns:w16="http://schemas.microsoft.com/office/word/2018/wordml" xmlns:w16du="http://schemas.microsoft.com/office/word/2023/wordml/word16du" xmlns:w16sdtdh="http://schemas.microsoft.com/office/word/2020/wordml/sdtdatahash" xmlns:w16se="http://schemas.microsoft.com/office/word/2015/wordml/symex" mc:Ignorable="w14 w15 w16se w16cid w16 w16cex w16sdtdh w16du">
-  <w:docDefaults>
-    <w:rPrDefault>
-      <w:rPr>
-        <w:rFonts w:asciiTheme="minorHAnsi" w:eastAsiaTheme="minorEastAsia" w:hAnsiTheme="minorHAnsi" w:cstheme="minorBidi"/>
-        <w:sz w:val="22"/>
-        <w:szCs w:val="22"/>
-        <w:lang w:val="en-US" w:eastAsia="en-US" w:bidi="ar-SA"/>
-      </w:rPr>
-    </w:rPrDefault>
-    <w:pPrDefault>
-      <w:pPr>
-        <w:spacing w:after="160" w:line="259" w:lineRule="auto"/>
-      </w:pPr>
-    </w:pPrDefault>
-  </w:docDefaults>
-  <w:latentStyles w:defLockedState="0" w:defUIPriority="99" w:defSemiHidden="0" w:defUnhideWhenUsed="0" w:defQFormat="0" w:count="376">
-    <w:lsdException w:name="Normal" w:uiPriority="0" w:qFormat="1"/>
-    <w:lsdException w:name="heading 1" w:uiPriority="9" w:qFormat="1"/>
-    <w:lsdException w:name="heading 2" w:semiHidden="1" w:uiPriority="9" w:unhideWhenUsed="1" w:qFormat="1"/>
-    <w:lsdException w:name="heading 3" w:semiHidden="1" w:uiPriority="9" w:unhideWhenUsed="1" w:qFormat="1"/>
-    <w:lsdException w:name="heading 4" w:semiHidden="1" w:uiPriority="9" w:unhideWhenUsed="1" w:qFormat="1"/>
-    <w:lsdException w:name="heading 5" w:semiHidden="1" w:uiPriority="9" w:unhideWhenUsed="1" w:qFormat="1"/>
-    <w:lsdException w:name="heading 6" w:semiHidden="1" w:uiPriority="9" w:unhideWhenUsed="1" w:qFormat="1"/>
-    <w:lsdException w:name="heading 7" w:semiHidden="1" w:uiPriority="9" w:unhideWhenUsed="1" w:qFormat="1"/>
-    <w:lsdException w:name="heading 8" w:semiHidden="1" w:uiPriority="9" w:unhideWhenUsed="1" w:qFormat="1"/>
-    <w:lsdException w:name="heading 9" w:semiHidden="1" w:uiPriority="9" w:unhideWhenUsed="1" w:qFormat="1"/>
-    <w:lsdException w:name="index 1" w:semiHidden="1" w:unhideWhenUsed="1"/>
-    <w:lsdException w:name="index 2" w:semiHidden="1" w:unhideWhenUsed="1"/>
-    <w:lsdException w:name="index 3" w:semiHidden="1" w:unhideWhenUsed="1"/>
-    <w:lsdException w:name="index 4" w:semiHidden="1" w:unhideWhenUsed="1"/>
-    <w:lsdException w:name="index 5" w:semiHidden="1" w:unhideWhenUsed="1"/>
-    <w:lsdException w:name="index 6" w:semiHidden="1" w:unhideWhenUsed="1"/>
-    <w:lsdException w:name="index 7" w:semiHidden="1" w:unhideWhenUsed="1"/>
-    <w:lsdException w:name="index 8" w:semiHidden="1" w:unhideWhenUsed="1"/>
-    <w:lsdException w:name="index 9" w:semiHidden="1" w:unhideWhenUsed="1"/>
-    <w:lsdException w:name="toc 1" w:semiHidden="1" w:uiPriority="39" w:unhideWhenUsed="1"/>
-    <w:lsdException w:name="toc 2" w:semiHidden="1" w:uiPriority="39" w:unhideWhenUsed="1"/>
-    <w:lsdException w:name="toc 3" w:semiHidden="1" w:uiPriority="39" w:unhideWhenUsed="1"/>
-    <w:lsdException w:name="toc 4" w:semiHidden="1" w:uiPriority="39" w:unhideWhenUsed="1"/>
-    <w:lsdException w:name="toc 5" w:semiHidden="1" w:uiPriority="39" w:unhideWhenUsed="1"/>
-    <w:lsdException w:name="toc 6" w:semiHidden="1" w:uiPriority="39" w:unhideWhenUsed="1"/>
-    <w:lsdException w:name="toc 7" w:semiHidden="1" w:uiPriority="39" w:unhideWhenUsed="1"/>
-    <w:lsdException w:name="toc 8" w:semiHidden="1" w:uiPriority="39" w:unhideWhenUsed="1"/>
-    <w:lsdException w:name="toc 9" w:semiHidden="1" w:uiPriority="39" w:unhideWhenUsed="1"/>
-    <w:lsdException w:name="Normal Indent" w:semiHidden="1" w:unhideWhenUsed="1"/>
-    <w:lsdException w:name="footnote text" w:semiHidden="1" w:unhideWhenUsed="1"/>
-    <w:lsdException w:name="annotation text" w:semiHidden="1" w:unhideWhenUsed="1"/>
-    <w:lsdException w:name="header" w:semiHidden="1" w:unhideWhenUsed="1"/>
-    <w:lsdException w:name="footer" w:semiHidden="1" w:unhideWhenUsed="1"/>
-    <w:lsdException w:name="index heading" w:semiHidden="1" w:unhideWhenUsed="1"/>
-    <w:lsdException w:name="caption" w:semiHidden="1" w:uiPriority="35" w:unhideWhenUsed="1" w:qFormat="1"/>
-    <w:lsdException w:name="table of figures" w:semiHidden="1" w:unhideWhenUsed="1"/>
-    <w:lsdException w:name="envelope address" w:semiHidden="1" w:unhideWhenUsed="1"/>
-    <w:lsdException w:name="envelope return" w:semiHidden="1" w:unhideWhenUsed="1"/>
-    <w:lsdException w:name="footnote reference" w:semiHidden="1" w:unhideWhenUsed="1"/>
-    <w:lsdException w:name="annotation reference" w:semiHidden="1" w:unhideWhenUsed="1"/>
-    <w:lsdException w:name="line number" w:semiHidden="1" w:unhideWhenUsed="1"/>
-    <w:lsdException w:name="page number" w:semiHidden="1" w:unhideWhenUsed="1"/>
-    <w:lsdException w:name="endnote reference" w:semiHidden="1" w:unhideWhenUsed="1"/>
-    <w:lsdException w:name="endnote text" w:semiHidden="1" w:unhideWhenUsed="1"/>
-    <w:lsdException w:name="table of authorities" w:semiHidden="1" w:unhideWhenUsed="1"/>
-    <w:lsdException w:name="macro" w:semiHidden="1" w:unhideWhenUsed="1"/>
-    <w:lsdException w:name="toa heading" w:semiHidden="1" w:unhideWhenUsed="1"/>
-    <w:lsdException w:name="List" w:semiHidden="1" w:unhideWhenUsed="1"/>
-    <w:lsdException w:name="List Bullet" w:semiHidden="1" w:unhideWhenUsed="1"/>
-    <w:lsdException w:name="List Number" w:semiHidden="1" w:unhideWhenUsed="1"/>
-    <w:lsdException w:name="List 2" w:semiHidden="1" w:unhideWhenUsed="1"/>
-    <w:lsdException w:name="List 3" w:semiHidden="1" w:unhideWhenUsed="1"/>
-    <w:lsdException w:name="List 4" w:semiHidden="1" w:unhideWhenUsed="1"/>
-    <w:lsdException w:name="List 5" w:semiHidden="1" w:unhideWhenUsed="1"/>
-    <w:lsdException w:name="List Bullet 2" w:semiHidden="1" w:unhideWhenUsed="1"/>
-    <w:lsdException w:name="List Bullet 3" w:semiHidden="1" w:unhideWhenUsed="1"/>
-    <w:lsdException w:name="List Bullet 4" w:semiHidden="1" w:unhideWhenUsed="1"/>
-    <w:lsdException w:name="List Bullet 5" w:semiHidden="1" w:unhideWhenUsed="1"/>
-    <w:lsdException w:name="List Number 2" w:semiHidden="1" w:unhideWhenUsed="1"/>
-    <w:lsdException w:name="List Number 3" w:semiHidden="1" w:unhideWhenUsed="1"/>
-    <w:lsdException w:name="List Number 4" w:semiHidden="1" w:unhideWhenUsed="1"/>
-    <w:lsdException w:name="List Number 5" w:semiHidden="1" w:unhideWhenUsed="1"/>
-    <w:lsdException w:name="Title" w:uiPriority="10" w:qFormat="1"/>
-    <w:lsdException w:name="Closing" w:semiHidden="1" w:unhideWhenUsed="1"/>
-    <w:lsdException w:name="Signature" w:semiHidden="1" w:unhideWhenUsed="1"/>
-    <w:lsdException w:name="Default Paragraph Font" w:semiHidden="1" w:uiPriority="1" w:unhideWhenUsed="1"/>
-    <w:lsdException w:name="Body Text" w:semiHidden="1" w:unhideWhenUsed="1"/>
-    <w:lsdException w:name="Body Text Indent" w:semiHidden="1" w:unhideWhenUsed="1"/>
-    <w:lsdException w:name="List Continue" w:semiHidden="1" w:unhideWhenUsed="1"/>
-    <w:lsdException w:name="List Continue 2" w:semiHidden="1" w:unhideWhenUsed="1"/>
-    <w:lsdException w:name="List Continue 3" w:semiHidden="1" w:unhideWhenUsed="1"/>
-    <w:lsdException w:name="List Continue 4" w:semiHidden="1" w:unhideWhenUsed="1"/>
-    <w:lsdException w:name="List Continue 5" w:semiHidden="1" w:unhideWhenUsed="1"/>
-    <w:lsdException w:name="Message Header" w:semiHidden="1" w:unhideWhenUsed="1"/>
-    <w:lsdException w:name="Subtitle" w:uiPriority="11" w:qFormat="1"/>
-    <w:lsdException w:name="Salutation" w:semiHidden="1" w:unhideWhenUsed="1"/>
-    <w:lsdException w:name="Date" w:semiHidden="1" w:unhideWhenUsed="1"/>
-    <w:lsdException w:name="Body Text First Indent" w:semiHidden="1" w:unhideWhenUsed="1"/>
-    <w:lsdException w:name="Body Text First Indent 2" w:semiHidden="1" w:unhideWhenUsed="1"/>
-    <w:lsdException w:name="Note Heading" w:semiHidden="1" w:unhideWhenUsed="1"/>
-    <w:lsdException w:name="Body Text 2" w:semiHidden="1" w:unhideWhenUsed="1"/>
-    <w:lsdException w:name="Body Text 3" w:semiHidden="1" w:unhideWhenUsed="1"/>
-    <w:lsdException w:name="Body Text Indent 2" w:semiHidden="1" w:unhideWhenUsed="1"/>
-    <w:lsdException w:name="Body Text Indent 3" w:semiHidden="1" w:unhideWhenUsed="1"/>
-    <w:lsdException w:name="Block Text" w:semiHidden="1" w:unhideWhenUsed="1"/>
-    <w:lsdException w:name="Hyperlink" w:semiHidden="1" w:unhideWhenUsed="1"/>
-    <w:lsdException w:name="FollowedHyperlink" w:semiHidden="1" w:unhideWhenUsed="1"/>
-    <w:lsdException w:name="Strong" w:uiPriority="22" w:qFormat="1"/>
-    <w:lsdException w:name="Emphasis" w:uiPriority="20" w:qFormat="1"/>
-    <w:lsdException w:name="Document Map" w:semiHidden="1" w:unhideWhenUsed="1"/>
-    <w:lsdException w:name="Plain Text" w:semiHidden="1" w:unhideWhenUsed="1"/>
-    <w:lsdException w:name="E-mail Signature" w:semiHidden="1" w:unhideWhenUsed="1"/>
-    <w:lsdException w:name="HTML Top of Form" w:semiHidden="1" w:unhideWhenUsed="1"/>
-    <w:lsdException w:name="HTML Bottom of Form" w:semiHidden="1" w:unhideWhenUsed="1"/>
-    <w:lsdException w:name="Normal (Web)" w:semiHidden="1" w:unhideWhenUsed="1"/>
-    <w:lsdException w:name="HTML Acronym" w:semiHidden="1" w:unhideWhenUsed="1"/>
-    <w:lsdException w:name="HTML Address" w:semiHidden="1" w:unhideWhenUsed="1"/>
-    <w:lsdException w:name="HTML Cite" w:semiHidden="1" w:unhideWhenUsed="1"/>
-    <w:lsdException w:name="HTML Code" w:semiHidden="1" w:unhideWhenUsed="1"/>
-    <w:lsdException w:name="HTML Definition" w:semiHidden="1" w:unhideWhenUsed="1"/>
-    <w:lsdException w:name="HTML Keyboard" w:semiHidden="1" w:unhideWhenUsed="1"/>
-    <w:lsdException w:name="HTML Preformatted" w:semiHidden="1" w:unhideWhenUsed="1"/>
-    <w:lsdException w:name="HTML Sample" w:semiHidden="1" w:unhideWhenUsed="1"/>
-    <w:lsdException w:name="HTML Typewriter" w:semiHidden="1" w:unhideWhenUsed="1"/>
-    <w:lsdException w:name="HTML Variable" w:semiHidden="1" w:unhideWhenUsed="1"/>
-    <w:lsdException w:name="Normal Table" w:semiHidden="1" w:unhideWhenUsed="1"/>
-    <w:lsdException w:name="annotation subject" w:semiHidden="1" w:unhideWhenUsed="1"/>
-    <w:lsdException w:name="No List" w:semiHidden="1" w:unhideWhenUsed="1"/>
-    <w:lsdException w:name="Outline List 1" w:semiHidden="1" w:unhideWhenUsed="1"/>
-    <w:lsdException w:name="Outline List 2" w:semiHidden="1" w:unhideWhenUsed="1"/>
-    <w:lsdException w:name="Outline List 3" w:semiHidden="1" w:unhideWhenUsed="1"/>
-    <w:lsdException w:name="Table Simple 1" w:semiHidden="1" w:unhideWhenUsed="1"/>
-    <w:lsdException w:name="Table Simple 2" w:semiHidden="1" w:unhideWhenUsed="1"/>
-    <w:lsdException w:name="Table Simple 3" w:semiHidden="1" w:unhideWhenUsed="1"/>
-    <w:lsdException w:name="Table Classic 1" w:semiHidden="1" w:unhideWhenUsed="1"/>
-    <w:lsdException w:name="Table Classic 2" w:semiHidden="1" w:unhideWhenUsed="1"/>
-    <w:lsdException w:name="Table Classic 3" w:semiHidden="1" w:unhideWhenUsed="1"/>
-    <w:lsdException w:name="Table Classic 4" w:semiHidden="1" w:unhideWhenUsed="1"/>
-    <w:lsdException w:name="Table Colorful 1" w:semiHidden="1" w:unhideWhenUsed="1"/>
-    <w:lsdException w:name="Table Colorful 2" w:semiHidden="1" w:unhideWhenUsed="1"/>
-    <w:lsdException w:name="Table Colorful 3" w:semiHidden="1" w:unhideWhenUsed="1"/>
-    <w:lsdException w:name="Table Columns 1" w:semiHidden="1" w:unhideWhenUsed="1"/>
-    <w:lsdException w:name="Table Columns 2" w:semiHidden="1" w:unhideWhenUsed="1"/>
-    <w:lsdException w:name="Table Columns 3" w:semiHidden="1" w:unhideWhenUsed="1"/>
-    <w:lsdException w:name="Table Columns 4" w:semiHidden="1" w:unhideWhenUsed="1"/>
-    <w:lsdException w:name="Table Columns 5" w:semiHidden="1" w:unhideWhenUsed="1"/>
-    <w:lsdException w:name="Table Grid 1" w:semiHidden="1" w:unhideWhenUsed="1"/>
-    <w:lsdException w:name="Table Grid 2" w:semiHidden="1" w:unhideWhenUsed="1"/>
-    <w:lsdException w:name="Table Grid 3" w:semiHidden="1" w:unhideWhenUsed="1"/>
-    <w:lsdException w:name="Table Grid 4" w:semiHidden="1" w:unhideWhenUsed="1"/>
-    <w:lsdException w:name="Table Grid 5" w:semiHidden="1" w:unhideWhenUsed="1"/>
-    <w:lsdException w:name="Table Grid 6" w:semiHidden="1" w:unhideWhenUsed="1"/>
-    <w:lsdException w:name="Table Grid 7" w:semiHidden="1" w:unhideWhenUsed="1"/>
-    <w:lsdException w:name="Table Grid 8" w:semiHidden="1" w:unhideWhenUsed="1"/>
-    <w:lsdException w:name="Table List 1" w:semiHidden="1" w:unhideWhenUsed="1"/>
-    <w:lsdException w:name="Table List 2" w:semiHidden="1" w:unhideWhenUsed="1"/>
-    <w:lsdException w:name="Table List 3" w:semiHidden="1" w:unhideWhenUsed="1"/>
-    <w:lsdException w:name="Table List 4" w:semiHidden="1" w:unhideWhenUsed="1"/>
-    <w:lsdException w:name="Table List 5" w:semiHidden="1" w:unhideWhenUsed="1"/>
-    <w:lsdException w:name="Table List 6" w:semiHidden="1" w:unhideWhenUsed="1"/>
-    <w:lsdException w:name="Table List 7" w:semiHidden="1" w:unhideWhenUsed="1"/>
-    <w:lsdException w:name="Table List 8" w:semiHidden="1" w:unhideWhenUsed="1"/>
-    <w:lsdException w:name="Table 3D effects 1" w:semiHidden="1" w:unhideWhenUsed="1"/>
-    <w:lsdException w:name="Table 3D effects 2" w:semiHidden="1" w:unhideWhenUsed="1"/>
-    <w:lsdException w:name="Table 3D effects 3" w:semiHidden="1" w:unhideWhenUsed="1"/>
-    <w:lsdException w:name="Table Contemporary" w:semiHidden="1" w:unhideWhenUsed="1"/>
-    <w:lsdException w:name="Table Elegant" w:semiHidden="1" w:unhideWhenUsed="1"/>
-    <w:lsdException w:name="Table Professional" w:semiHidden="1" w:unhideWhenUsed="1"/>
-    <w:lsdException w:name="Table Subtle 1" w:semiHidden="1" w:unhideWhenUsed="1"/>
-    <w:lsdException w:name="Table Subtle 2" w:semiHidden="1" w:unhideWhenUsed="1"/>
-    <w:lsdException w:name="Table Web 1" w:semiHidden="1" w:unhideWhenUsed="1"/>
-    <w:lsdException w:name="Table Web 2" w:semiHidden="1" w:unhideWhenUsed="1"/>
-    <w:lsdException w:name="Table Web 3" w:semiHidden="1" w:unhideWhenUsed="1"/>
-    <w:lsdException w:name="Balloon Text" w:semiHidden="1" w:unhideWhenUsed="1"/>
-    <w:lsdException w:name="Table Grid" w:uiPriority="39"/>
-    <w:lsdException w:name="Table Theme" w:semiHidden="1" w:unhideWhenUsed="1"/>
-    <w:lsdException w:name="Placeholder Text" w:semiHidden="1"/>
-    <w:lsdException w:name="No Spacing" w:uiPriority="1" w:qFormat="1"/>
-    <w:lsdException w:name="Light Shading" w:uiPriority="60"/>
-    <w:lsdException w:name="Light List" w:uiPriority="61"/>
-    <w:lsdException w:name="Light Grid" w:uiPriority="62"/>
-    <w:lsdException w:name="Medium Shading 1" w:uiPriority="63"/>
-    <w:lsdException w:name="Medium Shading 2" w:uiPriority="64"/>
-    <w:lsdException w:name="Medium List 1" w:uiPriority="65"/>
-    <w:lsdException w:name="Medium List 2" w:uiPriority="66"/>
-    <w:lsdException w:name="Medium Grid 1" w:uiPriority="67"/>
-    <w:lsdException w:name="Medium Grid 2" w:uiPriority="68"/>
-    <w:lsdException w:name="Medium Grid 3" w:uiPriority="69"/>
-    <w:lsdException w:name="Dark List" w:uiPriority="70"/>
-    <w:lsdException w:name="Colorful Shading" w:uiPriority="71"/>
-    <w:lsdException w:name="Colorful List" w:uiPriority="72"/>
-    <w:lsdException w:name="Colorful Grid" w:uiPriority="73"/>
-    <w:lsdException w:name="Light Shading Accent 1" w:uiPriority="60"/>
-    <w:lsdException w:name="Light List Accent 1" w:uiPriority="61"/>
-    <w:lsdException w:name="Light Grid Accent 1" w:uiPriority="62"/>
-    <w:lsdException w:name="Medium Shading 1 Accent 1" w:uiPriority="63"/>
-    <w:lsdException w:name="Medium Shading 2 Accent 1" w:uiPriority="64"/>
-    <w:lsdException w:name="Medium List 1 Accent 1" w:uiPriority="65"/>
-    <w:lsdException w:name="Revision" w:semiHidden="1"/>
-    <w:lsdException w:name="List Paragraph" w:uiPriority="34" w:qFormat="1"/>
-    <w:lsdException w:name="Quote" w:uiPriority="29" w:qFormat="1"/>
-    <w:lsdException w:name="Intense Quote" w:uiPriority="30" w:qFormat="1"/>
-    <w:lsdException w:name="Medium List 2 Accent 1" w:uiPriority="66"/>
-    <w:lsdException w:name="Medium Grid 1 Accent 1" w:uiPriority="67"/>
-    <w:lsdException w:name="Medium Grid 2 Accent 1" w:uiPriority="68"/>
-    <w:lsdException w:name="Medium Grid 3 Accent 1" w:uiPriority="69"/>
-    <w:lsdException w:name="Dark List Accent 1" w:uiPriority="70"/>
-    <w:lsdException w:name="Colorful Shading Accent 1" w:uiPriority="71"/>
-    <w:lsdException w:name="Colorful List Accent 1" w:uiPriority="72"/>
-    <w:lsdException w:name="Colorful Grid Accent 1" w:uiPriority="73"/>
-    <w:lsdException w:name="Light Shading Accent 2" w:uiPriority="60"/>
-    <w:lsdException w:name="Light List Accent 2" w:uiPriority="61"/>
-    <w:lsdException w:name="Light Grid Accent 2" w:uiPriority="62"/>
-    <w:lsdException w:name="Medium Shading 1 Accent 2" w:uiPriority="63"/>
-    <w:lsdException w:name="Medium Shading 2 Accent 2" w:uiPriority="64"/>
-    <w:lsdException w:name="Medium List 1 Accent 2" w:uiPriority="65"/>
-    <w:lsdException w:name="Medium List 2 Accent 2" w:uiPriority="66"/>
-    <w:lsdException w:name="Medium Grid 1 Accent 2" w:uiPriority="67"/>
-    <w:lsdException w:name="Medium Grid 2 Accent 2" w:uiPriority="68"/>
-    <w:lsdException w:name="Medium Grid 3 Accent 2" w:uiPriority="69"/>
-    <w:lsdException w:name="Dark List Accent 2" w:uiPriority="70"/>
-    <w:lsdException w:name="Colorful Shading Accent 2" w:uiPriority="71"/>
-    <w:lsdException w:name="Colorful List Accent 2" w:uiPriority="72"/>
-    <w:lsdException w:name="Colorful Grid Accent 2" w:uiPriority="73"/>
-    <w:lsdException w:name="Light Shading Accent 3" w:uiPriority="60"/>
-    <w:lsdException w:name="Light List Accent 3" w:uiPriority="61"/>
-    <w:lsdException w:name="Light Grid Accent 3" w:uiPriority="62"/>
-    <w:lsdException w:name="Medium Shading 1 Accent 3" w:uiPriority="63"/>
-    <w:lsdException w:name="Medium Shading 2 Accent 3" w:uiPriority="64"/>
-    <w:lsdException w:name="Medium List 1 Accent 3" w:uiPriority="65"/>
-    <w:lsdException w:name="Medium List 2 Accent 3" w:uiPriority="66"/>
-    <w:lsdException w:name="Medium Grid 1 Accent 3" w:uiPriority="67"/>
-    <w:lsdException w:name="Medium Grid 2 Accent 3" w:uiPriority="68"/>
-    <w:lsdException w:name="Medium Grid 3 Accent 3" w:uiPriority="69"/>
-    <w:lsdException w:name="Dark List Accent 3" w:uiPriority="70"/>
-    <w:lsdException w:name="Colorful Shading Accent 3" w:uiPriority="71"/>
-    <w:lsdException w:name="Colorful List Accent 3" w:uiPriority="72"/>
-    <w:lsdException w:name="Colorful Grid Accent 3" w:uiPriority="73"/>
-    <w:lsdException w:name="Light Shading Accent 4" w:uiPriority="60"/>
-    <w:lsdException w:name="Light List Accent 4" w:uiPriority="61"/>
-    <w:lsdException w:name="Light Grid Accent 4" w:uiPriority="62"/>
-    <w:lsdException w:name="Medium Shading 1 Accent 4" w:uiPriority="63"/>
-    <w:lsdException w:name="Medium Shading 2 Accent 4" w:uiPriority="64"/>
-    <w:lsdException w:name="Medium List 1 Accent 4" w:uiPriority="65"/>
-    <w:lsdException w:name="Medium List 2 Accent 4" w:uiPriority="66"/>
-    <w:lsdException w:name="Medium Grid 1 Accent 4" w:uiPriority="67"/>
-    <w:lsdException w:name="Medium Grid 2 Accent 4" w:uiPriority="68"/>
-    <w:lsdException w:name="Medium Grid 3 Accent 4" w:uiPriority="69"/>
-    <w:lsdException w:name="Dark List Accent 4" w:uiPriority="70"/>
-    <w:lsdException w:name="Colorful Shading Accent 4" w:uiPriority="71"/>
-    <w:lsdException w:name="Colorful List Accent 4" w:uiPriority="72"/>
-    <w:lsdException w:name="Colorful Grid Accent 4" w:uiPriority="73"/>
-    <w:lsdException w:name="Light Shading Accent 5" w:uiPriority="60"/>
-    <w:lsdException w:name="Light List Accent 5" w:uiPriority="61"/>
-    <w:lsdException w:name="Light Grid Accent 5" w:uiPriority="62"/>
-    <w:lsdException w:name="Medium Shading 1 Accent 5" w:uiPriority="63"/>
-    <w:lsdException w:name="Medium Shading 2 Accent 5" w:uiPriority="64"/>
-    <w:lsdException w:name="Medium List 1 Accent 5" w:uiPriority="65"/>
-    <w:lsdException w:name="Medium List 2 Accent 5" w:uiPriority="66"/>
-    <w:lsdException w:name="Medium Grid 1 Accent 5" w:uiPriority="67"/>
-    <w:lsdException w:name="Medium Grid 2 Accent 5" w:uiPriority="68"/>
-    <w:lsdException w:name="Medium Grid 3 Accent 5" w:uiPriority="69"/>
-    <w:lsdException w:name="Dark List Accent 5" w:uiPriority="70"/>
-    <w:lsdException w:name="Colorful Shading Accent 5" w:uiPriority="71"/>
-    <w:lsdException w:name="Colorful List Accent 5" w:uiPriority="72"/>
-    <w:lsdException w:name="Colorful Grid Accent 5" w:uiPriority="73"/>
-    <w:lsdException w:name="Light Shading Accent 6" w:uiPriority="60"/>
-    <w:lsdException w:name="Light List Accent 6" w:uiPriority="61"/>
-    <w:lsdException w:name="Light Grid Accent 6" w:uiPriority="62"/>
-    <w:lsdException w:name="Medium Shading 1 Accent 6" w:uiPriority="63"/>
-    <w:lsdException w:name="Medium Shading 2 Accent 6" w:uiPriority="64"/>
-    <w:lsdException w:name="Medium List 1 Accent 6" w:uiPriority="65"/>
-    <w:lsdException w:name="Medium List 2 Accent 6" w:uiPriority="66"/>
-    <w:lsdException w:name="Medium Grid 1 Accent 6" w:uiPriority="67"/>
-    <w:lsdException w:name="Medium Grid 2 Accent 6" w:uiPriority="68"/>
-    <w:lsdException w:name="Medium Grid 3 Accent 6" w:uiPriority="69"/>
-    <w:lsdException w:name="Dark List Accent 6" w:uiPriority="70"/>
-    <w:lsdException w:name="Colorful Shading Accent 6" w:uiPriority="71"/>
-    <w:lsdException w:name="Colorful List Accent 6" w:uiPriority="72"/>
-    <w:lsdException w:name="Colorful Grid Accent 6" w:uiPriority="73"/>
-    <w:lsdException w:name="Subtle Emphasis" w:uiPriority="19" w:qFormat="1"/>
-    <w:lsdException w:name="Intense Emphasis" w:uiPriority="21" w:qFormat="1"/>
-    <w:lsdException w:name="Subtle Reference" w:uiPriority="31" w:qFormat="1"/>
-    <w:lsdException w:name="Intense Reference" w:uiPriority="32" w:qFormat="1"/>
-    <w:lsdException w:name="Book Title" w:uiPriority="33" w:qFormat="1"/>
-    <w:lsdException w:name="Bibliography" w:semiHidden="1" w:uiPriority="37" w:unhideWhenUsed="1"/>
-    <w:lsdException w:name="TOC Heading" w:semiHidden="1" w:uiPriority="39" w:unhideWhenUsed="1" w:qFormat="1"/>
-    <w:lsdException w:name="Plain Table 1" w:uiPriority="41"/>
-    <w:lsdException w:name="Plain Table 2" w:uiPriority="42"/>
-    <w:lsdException w:name="Plain Table 3" w:uiPriority="43"/>
-    <w:lsdException w:name="Plain Table 4" w:uiPriority="44"/>
-    <w:lsdException w:name="Plain Table 5" w:uiPriority="45"/>
-    <w:lsdException w:name="Grid Table Light" w:uiPriority="40"/>
-    <w:lsdException w:name="Grid Table 1 Light" w:uiPriority="46"/>
-    <w:lsdException w:name="Grid Table 2" w:uiPriority="47"/>
-    <w:lsdException w:name="Grid Table 3" w:uiPriority="48"/>
-    <w:lsdException w:name="Grid Table 4" w:uiPriority="49"/>
-    <w:lsdException w:name="Grid Table 5 Dark" w:uiPriority="50"/>
-    <w:lsdException w:name="Grid Table 6 Colorful" w:uiPriority="51"/>
-    <w:lsdException w:name="Grid Table 7 Colorful" w:uiPriority="52"/>
-    <w:lsdException w:name="Grid Table 1 Light Accent 1" w:uiPriority="46"/>
-    <w:lsdException w:name="Grid Table 2 Accent 1" w:uiPriority="47"/>
-    <w:lsdException w:name="Grid Table 3 Accent 1" w:uiPriority="48"/>
-    <w:lsdException w:name="Grid Table 4 Accent 1" w:uiPriority="49"/>
-    <w:lsdException w:name="Grid Table 5 Dark Accent 1" w:uiPriority="50"/>
-    <w:lsdException w:name="Grid Table 6 Colorful Accent 1" w:uiPriority="51"/>
-    <w:lsdException w:name="Grid Table 7 Colorful Accent 1" w:uiPriority="52"/>
-    <w:lsdException w:name="Grid Table 1 Light Accent 2" w:uiPriority="46"/>
-    <w:lsdException w:name="Grid Table 2 Accent 2" w:uiPriority="47"/>
-    <w:lsdException w:name="Grid Table 3 Accent 2" w:uiPriority="48"/>
-    <w:lsdException w:name="Grid Table 4 Accent 2" w:uiPriority="49"/>
-    <w:lsdException w:name="Grid Table 5 Dark Accent 2" w:uiPriority="50"/>
-    <w:lsdException w:name="Grid Table 6 Colorful Accent 2" w:uiPriority="51"/>
-    <w:lsdException w:name="Grid Table 7 Colorful Accent 2" w:uiPriority="52"/>
-    <w:lsdException w:name="Grid Table 1 Light Accent 3" w:uiPriority="46"/>
-    <w:lsdException w:name="Grid Table 2 Accent 3" w:uiPriority="47"/>
-    <w:lsdException w:name="Grid Table 3 Accent 3" w:uiPriority="48"/>
-    <w:lsdException w:name="Grid Table 4 Accent 3" w:uiPriority="49"/>
-    <w:lsdException w:name="Grid Table 5 Dark Accent 3" w:uiPriority="50"/>
-    <w:lsdException w:name="Grid Table 6 Colorful Accent 3" w:uiPriority="51"/>
-    <w:lsdException w:name="Grid Table 7 Colorful Accent 3" w:uiPriority="52"/>
-    <w:lsdException w:name="Grid Table 1 Light Accent 4" w:uiPriority="46"/>
-    <w:lsdException w:name="Grid Table 2 Accent 4" w:uiPriority="47"/>
-    <w:lsdException w:name="Grid Table 3 Accent 4" w:uiPriority="48"/>
-    <w:lsdException w:name="Grid Table 4 Accent 4" w:uiPriority="49"/>
-    <w:lsdException w:name="Grid Table 5 Dark Accent 4" w:uiPriority="50"/>
-    <w:lsdException w:name="Grid Table 6 Colorful Accent 4" w:uiPriority="51"/>
-    <w:lsdException w:name="Grid Table 7 Colorful Accent 4" w:uiPriority="52"/>
-    <w:lsdException w:name="Grid Table 1 Light Accent 5" w:uiPriority="46"/>
-    <w:lsdException w:name="Grid Table 2 Accent 5" w:uiPriority="47"/>
-    <w:lsdException w:name="Grid Table 3 Accent 5" w:uiPriority="48"/>
-    <w:lsdException w:name="Grid Table 4 Accent 5" w:uiPriority="49"/>
-    <w:lsdException w:name="Grid Table 5 Dark Accent 5" w:uiPriority="50"/>
-    <w:lsdException w:name="Grid Table 6 Colorful Accent 5" w:uiPriority="51"/>
-    <w:lsdException w:name="Grid Table 7 Colorful Accent 5" w:uiPriority="52"/>
-    <w:lsdException w:name="Grid Table 1 Light Accent 6" w:uiPriority="46"/>
-    <w:lsdException w:name="Grid Table 2 Accent 6" w:uiPriority="47"/>
-    <w:lsdException w:name="Grid Table 3 Accent 6" w:uiPriority="48"/>
-    <w:lsdException w:name="Grid Table 4 Accent 6" w:uiPriority="49"/>
-    <w:lsdException w:name="Grid Table 5 Dark Accent 6" w:uiPriority="50"/>
-    <w:lsdException w:name="Grid Table 6 Colorful Accent 6" w:uiPriority="51"/>
-    <w:lsdException w:name="Grid Table 7 Colorful Accent 6" w:uiPriority="52"/>
-    <w:lsdException w:name="List Table 1 Light" w:uiPriority="46"/>
-    <w:lsdException w:name="List Table 2" w:uiPriority="47"/>
-    <w:lsdException w:name="List Table 3" w:uiPriority="48"/>
-    <w:lsdException w:name="List Table 4" w:uiPriority="49"/>
-    <w:lsdException w:name="List Table 5 Dark" w:uiPriority="50"/>
-    <w:lsdException w:name="List Table 6 Colorful" w:uiPriority="51"/>
-    <w:lsdException w:name="List Table 7 Colorful" w:uiPriority="52"/>
-    <w:lsdException w:name="List Table 1 Light Accent 1" w:uiPriority="46"/>
-    <w:lsdException w:name="List Table 2 Accent 1" w:uiPriority="47"/>
-    <w:lsdException w:name="List Table 3 Accent 1" w:uiPriority="48"/>
-    <w:lsdException w:name="List Table 4 Accent 1" w:uiPriority="49"/>
-    <w:lsdException w:name="List Table 5 Dark Accent 1" w:uiPriority="50"/>
-    <w:lsdException w:name="List Table 6 Colorful Accent 1" w:uiPriority="51"/>
-    <w:lsdException w:name="List Table 7 Colorful Accent 1" w:uiPriority="52"/>
-    <w:lsdException w:name="List Table 1 Light Accent 2" w:uiPriority="46"/>
-    <w:lsdException w:name="List Table 2 Accent 2" w:uiPriority="47"/>
-    <w:lsdException w:name="List Table 3 Accent 2" w:uiPriority="48"/>
-    <w:lsdException w:name="List Table 4 Accent 2" w:uiPriority="49"/>
-    <w:lsdException w:name="List Table 5 Dark Accent 2" w:uiPriority="50"/>
-    <w:lsdException w:name="List Table 6 Colorful Accent 2" w:uiPriority="51"/>
-    <w:lsdException w:name="List Table 7 Colorful Accent 2" w:uiPriority="52"/>
-    <w:lsdException w:name="List Table 1 Light Accent 3" w:uiPriority="46"/>
-    <w:lsdException w:name="List Table 2 Accent 3" w:uiPriority="47"/>
-    <w:lsdException w:name="List Table 3 Accent 3" w:uiPriority="48"/>
-    <w:lsdException w:name="List Table 4 Accent 3" w:uiPriority="49"/>
-    <w:lsdException w:name="List Table 5 Dark Accent 3" w:uiPriority="50"/>
-    <w:lsdException w:name="List Table 6 Colorful Accent 3" w:uiPriority="51"/>
-    <w:lsdException w:name="List Table 7 Colorful Accent 3" w:uiPriority="52"/>
-    <w:lsdException w:name="List Table 1 Light Accent 4" w:uiPriority="46"/>
-    <w:lsdException w:name="List Table 2 Accent 4" w:uiPriority="47"/>
-    <w:lsdException w:name="List Table 3 Accent 4" w:uiPriority="48"/>
-    <w:lsdException w:name="List Table 4 Accent 4" w:uiPriority="49"/>
-    <w:lsdException w:name="List Table 5 Dark Accent 4" w:uiPriority="50"/>
-    <w:lsdException w:name="List Table 6 Colorful Accent 4" w:uiPriority="51"/>
-    <w:lsdException w:name="List Table 7 Colorful Accent 4" w:uiPriority="52"/>
-    <w:lsdException w:name="List Table 1 Light Accent 5" w:uiPriority="46"/>
-    <w:lsdException w:name="List Table 2 Accent 5" w:uiPriority="47"/>
-    <w:lsdException w:name="List Table 3 Accent 5" w:uiPriority="48"/>
-    <w:lsdException w:name="List Table 4 Accent 5" w:uiPriority="49"/>
-    <w:lsdException w:name="List Table 5 Dark Accent 5" w:uiPriority="50"/>
-    <w:lsdException w:name="List Table 6 Colorful Accent 5" w:uiPriority="51"/>
-    <w:lsdException w:name="List Table 7 Colorful Accent 5" w:uiPriority="52"/>
-    <w:lsdException w:name="List Table 1 Light Accent 6" w:uiPriority="46"/>
-    <w:lsdException w:name="List Table 2 Accent 6" w:uiPriority="47"/>
-    <w:lsdException w:name="List Table 3 Accent 6" w:uiPriority="48"/>
-    <w:lsdException w:name="List Table 4 Accent 6" w:uiPriority="49"/>
-    <w:lsdException w:name="List Table 5 Dark Accent 6" w:uiPriority="50"/>
-    <w:lsdException w:name="List Table 6 Colorful Accent 6" w:uiPriority="51"/>
-    <w:lsdException w:name="List Table 7 Colorful Accent 6" w:uiPriority="52"/>
-    <w:lsdException w:name="Mention" w:semiHidden="1" w:unhideWhenUsed="1"/>
-    <w:lsdException w:name="Smart Hyperlink" w:semiHidden="1" w:unhideWhenUsed="1"/>
-    <w:lsdException w:name="Hashtag" w:semiHidden="1" w:unhideWhenUsed="1"/>
-    <w:lsdException w:name="Unresolved Mention" w:semiHidden="1" w:unhideWhenUsed="1"/>
-    <w:lsdException w:name="Smart Link" w:semiHidden="1" w:unhideWhenUsed="1"/>
-  </w:latentStyles>
-  <w:style w:type="paragraph" w:default="1" w:styleId="Normal">
-    <w:name w:val="Normal"/>
-    <w:qFormat/>
-    <w:rsid w:val="003B3C2E"/>
-    <w:rPr>
-      <w:rFonts w:cs="Times New Roman"/>
-      <w:sz w:val="3276"/>
-      <w:szCs w:val="3276"/>
-    </w:rPr>
-  </w:style>
-  <w:style w:type="character" w:default="1" w:styleId="DefaultParagraphFont">
-    <w:name w:val="Default Paragraph Font"/>
-    <w:uiPriority w:val="1"/>
-    <w:semiHidden/>
-    <w:unhideWhenUsed/>
-  </w:style>
-  <w:style w:type="table" w:default="1" w:styleId="TableNormal">
-    <w:name w:val="Normal Table"/>
-    <w:uiPriority w:val="99"/>
-    <w:semiHidden/>
-    <w:unhideWhenUsed/>
-    <w:tblPr>
-      <w:tblInd w:w="0" w:type="dxa"/>
-      <w:tblCellMar>
-        <w:top w:w="0" w:type="dxa"/>
-        <w:left w:w="108" w:type="dxa"/>
-        <w:bottom w:w="0" w:type="dxa"/>
-        <w:right w:w="108" w:type="dxa"/>
-      </w:tblCellMar>
-    </w:tblPr>
-  </w:style>
-  <w:style w:type="numbering" w:default="1" w:styleId="NoList">
-    <w:name w:val="No List"/>
-    <w:uiPriority w:val="99"/>
-    <w:semiHidden/>
-    <w:unhideWhenUsed/>
-  </w:style>
-  <w:style w:type="character" w:styleId="PlaceholderText">
-    <w:name w:val="Placeholder Text"/>
-    <w:basedOn w:val="DefaultParagraphFont"/>
-    <w:uiPriority w:val="99"/>
-    <w:semiHidden/>
-    <w:rsid w:val="00A134F5"/>
-    <w:rPr>
-      <w:color w:val="808080"/>
-    </w:rPr>
-  </w:style>
-  <w:style w:type="paragraph" w:styleId="Title">
-    <w:name w:val="Title"/>
-    <w:basedOn w:val="BodyText"/>
-    <w:next w:val="Normal"/>
-    <w:link w:val="TitleChar"/>
-    <w:uiPriority w:val="10"/>
-    <w:qFormat/>
-    <w:rsid w:val="00087E76"/>
-    <w:pPr>
-      <w:kinsoku w:val="0"/>
-      <w:overflowPunct w:val="0"/>
-      <w:spacing w:before="74" w:after="0" w:line="250" w:lineRule="auto"/>
-    </w:pPr>
-    <w:rPr>
-      <w:rFonts w:asciiTheme="majorHAnsi" w:eastAsia="Times New Roman" w:hAnsiTheme="majorHAnsi" w:cs="Gill Sans"/>
-      <w:b/>
-      <w:bCs/>
-      <w:spacing w:val="-8"/>
-      <w:sz w:val="72"/>
-      <w:szCs w:val="72"/>
-    </w:rPr>
-  </w:style>
-  <w:style w:type="character" w:customStyle="1" w:styleId="TitleChar">
-    <w:name w:val="Title Char"/>
-    <w:basedOn w:val="DefaultParagraphFont"/>
-    <w:link w:val="Title"/>
-    <w:uiPriority w:val="10"/>
-    <w:rsid w:val="00087E76"/>
-    <w:rPr>
-      <w:rFonts w:asciiTheme="majorHAnsi" w:eastAsia="Times New Roman" w:hAnsiTheme="majorHAnsi" w:cs="Gill Sans"/>
-      <w:b/>
-      <w:bCs/>
-      <w:spacing w:val="-8"/>
-      <w:sz w:val="72"/>
-      <w:szCs w:val="72"/>
-    </w:rPr>
-  </w:style>
-  <w:style w:type="paragraph" w:styleId="BodyText">
-    <w:name w:val="Body Text"/>
-    <w:basedOn w:val="Normal"/>
-    <w:link w:val="BodyTextChar"/>
-    <w:uiPriority w:val="99"/>
-    <w:semiHidden/>
-    <w:unhideWhenUsed/>
-    <w:rsid w:val="003B3C2E"/>
-    <w:pPr>
-      <w:spacing w:after="120"/>
-    </w:pPr>
-  </w:style>
-  <w:style w:type="character" w:customStyle="1" w:styleId="BodyTextChar">
-    <w:name w:val="Body Text Char"/>
-    <w:basedOn w:val="DefaultParagraphFont"/>
-    <w:link w:val="BodyText"/>
-    <w:uiPriority w:val="99"/>
-    <w:semiHidden/>
-    <w:rsid w:val="003B3C2E"/>
-    <w:rPr>
-      <w:rFonts w:cs="Times New Roman"/>
-      <w:sz w:val="3276"/>
-      <w:szCs w:val="3276"/>
-    </w:rPr>
-  </w:style>
-  <w:style w:type="paragraph" w:customStyle="1" w:styleId="6A7B93A3DCEA453480218EC7AD674DD7">
-    <w:name w:val="6A7B93A3DCEA453480218EC7AD674DD7"/>
-    <w:rsid w:val="003B3C2E"/>
-    <w:pPr>
-      <w:kinsoku w:val="0"/>
-      <w:overflowPunct w:val="0"/>
-      <w:spacing w:before="74" w:after="0" w:line="250" w:lineRule="auto"/>
-    </w:pPr>
-    <w:rPr>
-      <w:rFonts w:asciiTheme="majorHAnsi" w:eastAsia="Times New Roman" w:hAnsiTheme="majorHAnsi" w:cs="Gill Sans"/>
-      <w:b/>
-      <w:bCs/>
-      <w:spacing w:val="-8"/>
-      <w:sz w:val="72"/>
-      <w:szCs w:val="72"/>
-    </w:rPr>
-  </w:style>
-  <w:style w:type="paragraph" w:customStyle="1" w:styleId="NormalwithDarkBackground">
-    <w:name w:val="Normal with Dark Background"/>
-    <w:basedOn w:val="Normal"/>
-    <w:uiPriority w:val="1"/>
-    <w:qFormat/>
-    <w:rsid w:val="00934136"/>
-    <w:pPr>
-      <w:spacing w:after="240" w:line="240" w:lineRule="auto"/>
-    </w:pPr>
-    <w:rPr>
-      <w:rFonts w:eastAsia="Times New Roman"/>
-      <w:color w:val="FFFFFF" w:themeColor="background1"/>
-      <w:sz w:val="22"/>
-      <w:szCs w:val="22"/>
-    </w:rPr>
-  </w:style>
-  <w:style w:type="character" w:customStyle="1" w:styleId="UnresolvedMention1">
-    <w:name w:val="Unresolved Mention1"/>
-    <w:basedOn w:val="DefaultParagraphFont"/>
-    <w:uiPriority w:val="99"/>
-    <w:semiHidden/>
-    <w:rsid w:val="003B3C2E"/>
-    <w:rPr>
-      <w:color w:val="808080"/>
-      <w:shd w:val="clear" w:color="auto" w:fill="E6E6E6"/>
-    </w:rPr>
-  </w:style>
-  <w:style w:type="paragraph" w:customStyle="1" w:styleId="6A7B93A3DCEA453480218EC7AD674DD71">
-    <w:name w:val="6A7B93A3DCEA453480218EC7AD674DD71"/>
-    <w:rsid w:val="003B3C2E"/>
-    <w:pPr>
-      <w:kinsoku w:val="0"/>
-      <w:overflowPunct w:val="0"/>
-      <w:spacing w:before="74" w:after="0" w:line="250" w:lineRule="auto"/>
-    </w:pPr>
-    <w:rPr>
-      <w:rFonts w:asciiTheme="majorHAnsi" w:eastAsia="Times New Roman" w:hAnsiTheme="majorHAnsi" w:cs="Gill Sans"/>
-      <w:b/>
-      <w:bCs/>
-      <w:spacing w:val="-8"/>
-      <w:sz w:val="72"/>
-      <w:szCs w:val="72"/>
-    </w:rPr>
-  </w:style>
-  <w:style w:type="paragraph" w:styleId="Subtitle">
-    <w:name w:val="Subtitle"/>
-    <w:basedOn w:val="Normal"/>
-    <w:next w:val="Normal"/>
-    <w:link w:val="SubtitleChar"/>
-    <w:uiPriority w:val="11"/>
-    <w:qFormat/>
-    <w:rsid w:val="003B3C2E"/>
-    <w:pPr>
-      <w:spacing w:before="120" w:after="120" w:line="240" w:lineRule="auto"/>
-      <w:jc w:val="center"/>
-    </w:pPr>
-    <w:rPr>
-      <w:rFonts w:eastAsia="Times New Roman"/>
-      <w:b/>
-      <w:color w:val="FFFFFF" w:themeColor="background1"/>
-      <w:sz w:val="36"/>
-      <w:szCs w:val="36"/>
-    </w:rPr>
-  </w:style>
-  <w:style w:type="character" w:customStyle="1" w:styleId="SubtitleChar">
-    <w:name w:val="Subtitle Char"/>
-    <w:basedOn w:val="DefaultParagraphFont"/>
-    <w:link w:val="Subtitle"/>
-    <w:uiPriority w:val="11"/>
-    <w:rsid w:val="003B3C2E"/>
-    <w:rPr>
-      <w:rFonts w:eastAsia="Times New Roman" w:cs="Times New Roman"/>
-      <w:b/>
-      <w:color w:val="FFFFFF" w:themeColor="background1"/>
-      <w:sz w:val="36"/>
-      <w:szCs w:val="36"/>
-    </w:rPr>
-  </w:style>
-  <w:style w:type="paragraph" w:customStyle="1" w:styleId="6A7B93A3DCEA453480218EC7AD674DD72">
-    <w:name w:val="6A7B93A3DCEA453480218EC7AD674DD72"/>
-    <w:rsid w:val="003B3C2E"/>
-    <w:pPr>
-      <w:kinsoku w:val="0"/>
-      <w:overflowPunct w:val="0"/>
-      <w:spacing w:before="74" w:after="0" w:line="250" w:lineRule="auto"/>
-    </w:pPr>
-    <w:rPr>
-      <w:rFonts w:asciiTheme="majorHAnsi" w:eastAsia="Times New Roman" w:hAnsiTheme="majorHAnsi" w:cs="Gill Sans"/>
-      <w:b/>
-      <w:bCs/>
-      <w:spacing w:val="-8"/>
-      <w:sz w:val="72"/>
-      <w:szCs w:val="72"/>
-    </w:rPr>
-  </w:style>
-  <w:style w:type="paragraph" w:customStyle="1" w:styleId="F2D24B0F7B5D44ADBE26C7FC04D465B0">
-    <w:name w:val="F2D24B0F7B5D44ADBE26C7FC04D465B0"/>
-    <w:rsid w:val="003B3C2E"/>
-    <w:pPr>
-      <w:spacing w:before="720" w:after="0" w:line="240" w:lineRule="auto"/>
-    </w:pPr>
-    <w:rPr>
-      <w:rFonts w:eastAsia="Times New Roman" w:cs="Times New Roman"/>
-      <w:b/>
-      <w:color w:val="FFFFFF" w:themeColor="background1"/>
-      <w:sz w:val="48"/>
-    </w:rPr>
-  </w:style>
-  <w:style w:type="paragraph" w:customStyle="1" w:styleId="041257D78CD6487D9D4845A83C9B0DAE">
-    <w:name w:val="041257D78CD6487D9D4845A83C9B0DAE"/>
-    <w:rsid w:val="00087E76"/>
-  </w:style>
-  <w:style w:type="paragraph" w:customStyle="1" w:styleId="041257D78CD6487D9D4845A83C9B0DAE1">
-    <w:name w:val="041257D78CD6487D9D4845A83C9B0DAE1"/>
-    <w:rsid w:val="00087E76"/>
-    <w:pPr>
-      <w:kinsoku w:val="0"/>
-      <w:overflowPunct w:val="0"/>
-      <w:spacing w:before="74" w:after="0" w:line="250" w:lineRule="auto"/>
-    </w:pPr>
-    <w:rPr>
-      <w:rFonts w:asciiTheme="majorHAnsi" w:eastAsia="Times New Roman" w:hAnsiTheme="majorHAnsi" w:cs="Gill Sans"/>
-      <w:b/>
-      <w:bCs/>
-      <w:spacing w:val="-8"/>
-      <w:sz w:val="72"/>
-      <w:szCs w:val="72"/>
-    </w:rPr>
-  </w:style>
-  <w:style w:type="paragraph" w:customStyle="1" w:styleId="24301A4380D64BAFBC42A02638EF3170">
-    <w:name w:val="24301A4380D64BAFBC42A02638EF3170"/>
-    <w:rsid w:val="00087E76"/>
-  </w:style>
-  <w:style w:type="paragraph" w:customStyle="1" w:styleId="18940725315F47F5B3D80AD4AFDBF3BE">
-    <w:name w:val="18940725315F47F5B3D80AD4AFDBF3BE"/>
-    <w:rsid w:val="00087E76"/>
-  </w:style>
-  <w:style w:type="paragraph" w:customStyle="1" w:styleId="AF2A5E47D50B44E191E89507C44254DC">
-    <w:name w:val="AF2A5E47D50B44E191E89507C44254DC"/>
-    <w:rsid w:val="00087E76"/>
-  </w:style>
-  <w:style w:type="paragraph" w:customStyle="1" w:styleId="FE445A4EA28E4861A2F46A48BF59D125">
-    <w:name w:val="FE445A4EA28E4861A2F46A48BF59D125"/>
-    <w:rsid w:val="00087E76"/>
-  </w:style>
-  <w:style w:type="paragraph" w:customStyle="1" w:styleId="19675A7E2E8E413AA57802A08E39E02F">
-    <w:name w:val="19675A7E2E8E413AA57802A08E39E02F"/>
-    <w:rsid w:val="00087E76"/>
-  </w:style>
-  <w:style w:type="paragraph" w:customStyle="1" w:styleId="4F1732C3408E46FE92AB422EC76B7491">
-    <w:name w:val="4F1732C3408E46FE92AB422EC76B7491"/>
-    <w:rsid w:val="00087E76"/>
-  </w:style>
-  <w:style w:type="paragraph" w:customStyle="1" w:styleId="041257D78CD6487D9D4845A83C9B0DAE2">
-    <w:name w:val="041257D78CD6487D9D4845A83C9B0DAE2"/>
-    <w:rsid w:val="00340546"/>
-    <w:pPr>
-      <w:kinsoku w:val="0"/>
-      <w:overflowPunct w:val="0"/>
-      <w:spacing w:before="74" w:after="0" w:line="250" w:lineRule="auto"/>
-      <w:ind w:right="5743"/>
-    </w:pPr>
-    <w:rPr>
-      <w:rFonts w:asciiTheme="majorHAnsi" w:eastAsia="Times New Roman" w:hAnsiTheme="majorHAnsi" w:cs="Gill Sans"/>
-      <w:b/>
-      <w:bCs/>
-      <w:spacing w:val="-8"/>
-      <w:sz w:val="72"/>
-      <w:szCs w:val="72"/>
-    </w:rPr>
-  </w:style>
-  <w:style w:type="paragraph" w:customStyle="1" w:styleId="48070BAB63E547F493158CD0A94A28D7">
-    <w:name w:val="48070BAB63E547F493158CD0A94A28D7"/>
-    <w:rsid w:val="005C256E"/>
-  </w:style>
-  <w:style w:type="paragraph" w:customStyle="1" w:styleId="1EB841DAB4CC436FB9EA3F92BD1EAB4D">
-    <w:name w:val="1EB841DAB4CC436FB9EA3F92BD1EAB4D"/>
-    <w:rsid w:val="005C256E"/>
-  </w:style>
-  <w:style w:type="paragraph" w:customStyle="1" w:styleId="672ACD5A6B314C8EBFBB71174D8902A7">
-    <w:name w:val="672ACD5A6B314C8EBFBB71174D8902A7"/>
-    <w:rsid w:val="005C256E"/>
-  </w:style>
-  <w:style w:type="paragraph" w:customStyle="1" w:styleId="176AED26299949D49E3D1E9931EFF614">
-    <w:name w:val="176AED26299949D49E3D1E9931EFF614"/>
-    <w:rsid w:val="005C256E"/>
-  </w:style>
-  <w:style w:type="paragraph" w:customStyle="1" w:styleId="7DD56925881B43CC8426C0FA43F4C903">
-    <w:name w:val="7DD56925881B43CC8426C0FA43F4C903"/>
-    <w:rsid w:val="005C256E"/>
-  </w:style>
-  <w:style w:type="paragraph" w:customStyle="1" w:styleId="D10D3CA6967B4C86820F27A44A5EA699">
-    <w:name w:val="D10D3CA6967B4C86820F27A44A5EA699"/>
-    <w:rsid w:val="005C256E"/>
-  </w:style>
-  <w:style w:type="paragraph" w:customStyle="1" w:styleId="A59ACDCA2F844E66B78E0161C03F18A9">
-    <w:name w:val="A59ACDCA2F844E66B78E0161C03F18A9"/>
-    <w:rsid w:val="005C256E"/>
-  </w:style>
-  <w:style w:type="paragraph" w:customStyle="1" w:styleId="83CE3848FA974DA69FEF9BBE47298D08">
-    <w:name w:val="83CE3848FA974DA69FEF9BBE47298D08"/>
-    <w:rsid w:val="005C256E"/>
-  </w:style>
-  <w:style w:type="paragraph" w:customStyle="1" w:styleId="903DCF6739C6497BA5A4C20524520C40">
-    <w:name w:val="903DCF6739C6497BA5A4C20524520C40"/>
-    <w:rsid w:val="005C256E"/>
-  </w:style>
-  <w:style w:type="paragraph" w:customStyle="1" w:styleId="48070BAB63E547F493158CD0A94A28D71">
-    <w:name w:val="48070BAB63E547F493158CD0A94A28D71"/>
-    <w:rsid w:val="005C256E"/>
-    <w:pPr>
-      <w:kinsoku w:val="0"/>
-      <w:overflowPunct w:val="0"/>
-      <w:spacing w:before="74" w:after="0" w:line="250" w:lineRule="auto"/>
-      <w:ind w:right="5743"/>
-    </w:pPr>
-    <w:rPr>
-      <w:rFonts w:asciiTheme="majorHAnsi" w:eastAsia="Times New Roman" w:hAnsiTheme="majorHAnsi" w:cs="Gill Sans"/>
-      <w:b/>
-      <w:bCs/>
-      <w:spacing w:val="-8"/>
-      <w:sz w:val="72"/>
-      <w:szCs w:val="72"/>
-    </w:rPr>
-  </w:style>
-  <w:style w:type="table" w:styleId="TableGrid">
-    <w:name w:val="Table Grid"/>
-    <w:basedOn w:val="TableNormal"/>
-    <w:uiPriority w:val="39"/>
-    <w:rsid w:val="005C256E"/>
-    <w:pPr>
-      <w:spacing w:after="240" w:line="240" w:lineRule="auto"/>
-    </w:pPr>
-    <w:rPr>
-      <w:rFonts w:eastAsia="Times New Roman" w:cs="Times New Roman"/>
-    </w:rPr>
-    <w:tblPr>
-      <w:tblBorders>
-        <w:top w:val="single" w:sz="4" w:space="0" w:color="auto"/>
-        <w:left w:val="single" w:sz="4" w:space="0" w:color="auto"/>
-        <w:bottom w:val="single" w:sz="4" w:space="0" w:color="auto"/>
-        <w:right w:val="single" w:sz="4" w:space="0" w:color="auto"/>
-        <w:insideH w:val="single" w:sz="4" w:space="0" w:color="auto"/>
-        <w:insideV w:val="single" w:sz="4" w:space="0" w:color="auto"/>
-      </w:tblBorders>
-    </w:tblPr>
-  </w:style>
-  <w:style w:type="paragraph" w:customStyle="1" w:styleId="Heading2Alt">
-    <w:name w:val="Heading 2 Alt"/>
-    <w:basedOn w:val="Normal"/>
-    <w:uiPriority w:val="1"/>
-    <w:qFormat/>
-    <w:rsid w:val="00934136"/>
-    <w:pPr>
-      <w:spacing w:before="120" w:after="240" w:line="240" w:lineRule="auto"/>
-    </w:pPr>
-    <w:rPr>
-      <w:rFonts w:eastAsia="Times New Roman"/>
-      <w:i/>
-      <w:color w:val="FFFFFF" w:themeColor="background1"/>
-      <w:sz w:val="36"/>
-      <w:szCs w:val="22"/>
-    </w:rPr>
-  </w:style>
-  <w:style w:type="paragraph" w:customStyle="1" w:styleId="48070BAB63E547F493158CD0A94A28D72">
-    <w:name w:val="48070BAB63E547F493158CD0A94A28D72"/>
-    <w:rsid w:val="00612494"/>
-    <w:pPr>
-      <w:kinsoku w:val="0"/>
-      <w:overflowPunct w:val="0"/>
-      <w:spacing w:before="74" w:after="0" w:line="250" w:lineRule="auto"/>
-      <w:ind w:right="5743"/>
-    </w:pPr>
-    <w:rPr>
-      <w:rFonts w:asciiTheme="majorHAnsi" w:eastAsia="Times New Roman" w:hAnsiTheme="majorHAnsi" w:cs="Gill Sans"/>
-      <w:b/>
-      <w:bCs/>
-      <w:spacing w:val="-8"/>
-      <w:sz w:val="72"/>
-      <w:szCs w:val="72"/>
-    </w:rPr>
-  </w:style>
-</w:styles>
-</file>
-
-<file path=word/glossary/webSettings2.xml><?xml version="1.0" encoding="utf-8"?>
-<w:webSettings xmlns:mc="http://schemas.openxmlformats.org/markup-compatibility/2006" xmlns:r="http://schemas.openxmlformats.org/officeDocument/2006/relationships" xmlns:w="http://schemas.openxmlformats.org/wordprocessingml/2006/main" xmlns:w14="http://schemas.microsoft.com/office/word/2010/wordml" xmlns:w15="http://schemas.microsoft.com/office/word/2012/wordml" xmlns:w16cex="http://schemas.microsoft.com/office/word/2018/wordml/cex" xmlns:w16cid="http://schemas.microsoft.com/office/word/2016/wordml/cid" xmlns:w16="http://schemas.microsoft.com/office/word/2018/wordml" xmlns:w16du="http://schemas.microsoft.com/office/word/2023/wordml/word16du" xmlns:w16sdtdh="http://schemas.microsoft.com/office/word/2020/wordml/sdtdatahash" xmlns:w16se="http://schemas.microsoft.com/office/word/2015/wordml/symex" mc:Ignorable="w14 w15 w16se w16cid w16 w16cex w16sdtdh w16du">
-  <w:optimizeForBrowser/>
-  <w:allowPNG/>
-</w:webSettings>
-</file>
-
 <file path=word/theme/theme11.xml><?xml version="1.0" encoding="utf-8"?>
 <a:theme xmlns:a="http://schemas.openxmlformats.org/drawingml/2006/main" name="Office Theme">
   <a:themeElements>
@@ -3844,359 +2551,6 @@
 </a:theme>
 </file>
 
-<file path=customXml/item12.xml><?xml version="1.0" encoding="utf-8"?>
-<ct:contentTypeSchema xmlns:ct="http://schemas.microsoft.com/office/2006/metadata/contentType" xmlns:ma="http://schemas.microsoft.com/office/2006/metadata/properties/metaAttributes" ct:_="" ma:_="" ma:contentTypeName="Document" ma:contentTypeID="0x01010079F111ED35F8CC479449609E8A0923A6" ma:contentTypeVersion="28" ma:contentTypeDescription="Create a new document." ma:contentTypeScope="" ma:versionID="60f5a4f2d2b0abadcf532d48ebf9cb71">
-  <xsd:schema xmlns:xsd="http://www.w3.org/2001/XMLSchema" xmlns:xs="http://www.w3.org/2001/XMLSchema" xmlns:p="http://schemas.microsoft.com/office/2006/metadata/properties" xmlns:ns1="http://schemas.microsoft.com/sharepoint/v3" xmlns:ns2="71af3243-3dd4-4a8d-8c0d-dd76da1f02a5" xmlns:ns3="16c05727-aa75-4e4a-9b5f-8a80a1165891" xmlns:ns4="230e9df3-be65-4c73-a93b-d1236ebd677e" targetNamespace="http://schemas.microsoft.com/office/2006/metadata/properties" ma:root="true" ma:fieldsID="7dd78129e6a1811f84807ad11c651531" ns1:_="" ns2:_="" ns3:_="" ns4:_="">
-    <xsd:import namespace="http://schemas.microsoft.com/sharepoint/v3"/>
-    <xsd:import namespace="71af3243-3dd4-4a8d-8c0d-dd76da1f02a5"/>
-    <xsd:import namespace="16c05727-aa75-4e4a-9b5f-8a80a1165891"/>
-    <xsd:import namespace="230e9df3-be65-4c73-a93b-d1236ebd677e"/>
-    <xsd:element name="properties">
-      <xsd:complexType>
-        <xsd:sequence>
-          <xsd:element name="documentManagement">
-            <xsd:complexType>
-              <xsd:all>
-                <xsd:element ref="ns2:Status" minOccurs="0"/>
-                <xsd:element ref="ns2:Image" minOccurs="0"/>
-                <xsd:element ref="ns2:MediaServiceMetadata" minOccurs="0"/>
-                <xsd:element ref="ns2:MediaServiceFastMetadata" minOccurs="0"/>
-                <xsd:element ref="ns2:MediaServiceOCR" minOccurs="0"/>
-                <xsd:element ref="ns2:MediaServiceAutoTags" minOccurs="0"/>
-                <xsd:element ref="ns2:MediaServiceEventHashCode" minOccurs="0"/>
-                <xsd:element ref="ns2:MediaServiceGenerationTime" minOccurs="0"/>
-                <xsd:element ref="ns3:SharedWithUsers" minOccurs="0"/>
-                <xsd:element ref="ns3:SharedWithDetails" minOccurs="0"/>
-                <xsd:element ref="ns2:MediaServiceAutoKeyPoints" minOccurs="0"/>
-                <xsd:element ref="ns2:MediaServiceKeyPoints" minOccurs="0"/>
-                <xsd:element ref="ns2:MediaServiceDateTaken" minOccurs="0"/>
-                <xsd:element ref="ns1:_ip_UnifiedCompliancePolicyProperties" minOccurs="0"/>
-                <xsd:element ref="ns1:_ip_UnifiedCompliancePolicyUIAction" minOccurs="0"/>
-                <xsd:element ref="ns4:TaxCatchAll" minOccurs="0"/>
-                <xsd:element ref="ns2:ImageTagsTaxHTField" minOccurs="0"/>
-                <xsd:element ref="ns2:MediaServiceLocation" minOccurs="0"/>
-                <xsd:element ref="ns2:MediaLengthInSeconds" minOccurs="0"/>
-                <xsd:element ref="ns2:Background" minOccurs="0"/>
-                <xsd:element ref="ns2:MediaServiceSearchProperties" minOccurs="0"/>
-                <xsd:element ref="ns2:MediaServiceDocTags" minOccurs="0"/>
-                <xsd:element ref="ns2:MediaServiceObjectDetectorVersions" minOccurs="0"/>
-                <xsd:element ref="ns2:MediaServiceSystemTags" minOccurs="0"/>
-              </xsd:all>
-            </xsd:complexType>
-          </xsd:element>
-        </xsd:sequence>
-      </xsd:complexType>
-    </xsd:element>
-  </xsd:schema>
-  <xsd:schema xmlns:xsd="http://www.w3.org/2001/XMLSchema" xmlns:xs="http://www.w3.org/2001/XMLSchema" xmlns:dms="http://schemas.microsoft.com/office/2006/documentManagement/types" xmlns:pc="http://schemas.microsoft.com/office/infopath/2007/PartnerControls" targetNamespace="http://schemas.microsoft.com/sharepoint/v3" elementFormDefault="qualified">
-    <xsd:import namespace="http://schemas.microsoft.com/office/2006/documentManagement/types"/>
-    <xsd:import namespace="http://schemas.microsoft.com/office/infopath/2007/PartnerControls"/>
-    <xsd:element name="_ip_UnifiedCompliancePolicyProperties" ma:index="20" nillable="true" ma:displayName="Unified Compliance Policy Properties" ma:hidden="true" ma:internalName="_ip_UnifiedCompliancePolicyProperties" ma:readOnly="false">
-      <xsd:simpleType>
-        <xsd:restriction base="dms:Note"/>
-      </xsd:simpleType>
-    </xsd:element>
-    <xsd:element name="_ip_UnifiedCompliancePolicyUIAction" ma:index="21" nillable="true" ma:displayName="Unified Compliance Policy UI Action" ma:hidden="true" ma:internalName="_ip_UnifiedCompliancePolicyUIAction" ma:readOnly="false">
-      <xsd:simpleType>
-        <xsd:restriction base="dms:Text"/>
-      </xsd:simpleType>
-    </xsd:element>
-  </xsd:schema>
-  <xsd:schema xmlns:xsd="http://www.w3.org/2001/XMLSchema" xmlns:xs="http://www.w3.org/2001/XMLSchema" xmlns:dms="http://schemas.microsoft.com/office/2006/documentManagement/types" xmlns:pc="http://schemas.microsoft.com/office/infopath/2007/PartnerControls" targetNamespace="71af3243-3dd4-4a8d-8c0d-dd76da1f02a5" elementFormDefault="qualified">
-    <xsd:import namespace="http://schemas.microsoft.com/office/2006/documentManagement/types"/>
-    <xsd:import namespace="http://schemas.microsoft.com/office/infopath/2007/PartnerControls"/>
-    <xsd:element name="Status" ma:index="2" nillable="true" ma:displayName="Status" ma:default="Not started" ma:format="Dropdown" ma:internalName="Status" ma:readOnly="false">
-      <xsd:simpleType>
-        <xsd:restriction base="dms:Choice">
-          <xsd:enumeration value="Not started"/>
-          <xsd:enumeration value="In Progress"/>
-          <xsd:enumeration value="Completed"/>
-        </xsd:restriction>
-      </xsd:simpleType>
-    </xsd:element>
-    <xsd:element name="Image" ma:index="3" nillable="true" ma:displayName="Image" ma:format="Image" ma:internalName="Image" ma:readOnly="false">
-      <xsd:complexType>
-        <xsd:complexContent>
-          <xsd:extension base="dms:URL">
-            <xsd:sequence>
-              <xsd:element name="Url" type="dms:ValidUrl" minOccurs="0" nillable="true"/>
-              <xsd:element name="Description" type="xsd:string" nillable="true"/>
-            </xsd:sequence>
-          </xsd:extension>
-        </xsd:complexContent>
-      </xsd:complexType>
-    </xsd:element>
-    <xsd:element name="MediaServiceMetadata" ma:index="8" nillable="true" ma:displayName="MediaServiceMetadata" ma:hidden="true" ma:internalName="MediaServiceMetadata" ma:readOnly="true">
-      <xsd:simpleType>
-        <xsd:restriction base="dms:Note"/>
-      </xsd:simpleType>
-    </xsd:element>
-    <xsd:element name="MediaServiceFastMetadata" ma:index="9" nillable="true" ma:displayName="MediaServiceFastMetadata" ma:hidden="true" ma:internalName="MediaServiceFastMetadata" ma:readOnly="true">
-      <xsd:simpleType>
-        <xsd:restriction base="dms:Note"/>
-      </xsd:simpleType>
-    </xsd:element>
-    <xsd:element name="MediaServiceOCR" ma:index="10" nillable="true" ma:displayName="MediaServiceOCR" ma:hidden="true" ma:internalName="MediaServiceOCR" ma:readOnly="true">
-      <xsd:simpleType>
-        <xsd:restriction base="dms:Note"/>
-      </xsd:simpleType>
-    </xsd:element>
-    <xsd:element name="MediaServiceAutoTags" ma:index="11" nillable="true" ma:displayName="MediaServiceAutoTags" ma:hidden="true" ma:internalName="MediaServiceAutoTags" ma:readOnly="true">
-      <xsd:simpleType>
-        <xsd:restriction base="dms:Text"/>
-      </xsd:simpleType>
-    </xsd:element>
-    <xsd:element name="MediaServiceEventHashCode" ma:index="12" nillable="true" ma:displayName="MediaServiceEventHashCode" ma:hidden="true" ma:internalName="MediaServiceEventHashCode" ma:readOnly="true">
-      <xsd:simpleType>
-        <xsd:restriction base="dms:Text"/>
-      </xsd:simpleType>
-    </xsd:element>
-    <xsd:element name="MediaServiceGenerationTime" ma:index="13" nillable="true" ma:displayName="MediaServiceGenerationTime" ma:hidden="true" ma:internalName="MediaServiceGenerationTime" ma:readOnly="true">
-      <xsd:simpleType>
-        <xsd:restriction base="dms:Text"/>
-      </xsd:simpleType>
-    </xsd:element>
-    <xsd:element name="MediaServiceAutoKeyPoints" ma:index="16" nillable="true" ma:displayName="MediaServiceAutoKeyPoints" ma:hidden="true" ma:internalName="MediaServiceAutoKeyPoints" ma:readOnly="true">
-      <xsd:simpleType>
-        <xsd:restriction base="dms:Note"/>
-      </xsd:simpleType>
-    </xsd:element>
-    <xsd:element name="MediaServiceKeyPoints" ma:index="17" nillable="true" ma:displayName="KeyPoints" ma:hidden="true" ma:internalName="MediaServiceKeyPoints" ma:readOnly="false">
-      <xsd:simpleType>
-        <xsd:restriction base="dms:Note"/>
-      </xsd:simpleType>
-    </xsd:element>
-    <xsd:element name="MediaServiceDateTaken" ma:index="18" nillable="true" ma:displayName="MediaServiceDateTaken" ma:hidden="true" ma:internalName="MediaServiceDateTaken" ma:readOnly="true">
-      <xsd:simpleType>
-        <xsd:restriction base="dms:Text"/>
-      </xsd:simpleType>
-    </xsd:element>
-    <xsd:element name="ImageTagsTaxHTField" ma:index="25" nillable="true" ma:taxonomy="true" ma:internalName="ImageTagsTaxHTField" ma:taxonomyFieldName="MediaServiceImageTags" ma:displayName="Image Tags" ma:readOnly="false" ma:fieldId="{5cf76f15-5ced-4ddc-b409-7134ff3c332f}" ma:taxonomyMulti="true" ma:sspId="e385fb40-52d4-4fae-9c5b-3e8ff8a5878e" ma:termSetId="09814cd3-568e-fe90-9814-8d621ff8fb84" ma:anchorId="fba54fb3-c3e1-fe81-a776-ca4b69148c4d" ma:open="true" ma:isKeyword="false">
-      <xsd:complexType>
-        <xsd:sequence>
-          <xsd:element ref="pc:Terms" minOccurs="0" maxOccurs="1"/>
-        </xsd:sequence>
-      </xsd:complexType>
-    </xsd:element>
-    <xsd:element name="MediaServiceLocation" ma:index="26" nillable="true" ma:displayName="Location" ma:hidden="true" ma:internalName="MediaServiceLocation" ma:readOnly="true">
-      <xsd:simpleType>
-        <xsd:restriction base="dms:Text"/>
-      </xsd:simpleType>
-    </xsd:element>
-    <xsd:element name="MediaLengthInSeconds" ma:index="27" nillable="true" ma:displayName="MediaLengthInSeconds" ma:hidden="true" ma:internalName="MediaLengthInSeconds" ma:readOnly="true">
-      <xsd:simpleType>
-        <xsd:restriction base="dms:Unknown"/>
-      </xsd:simpleType>
-    </xsd:element>
-    <xsd:element name="Background" ma:index="28" nillable="true" ma:displayName="Background" ma:default="0" ma:format="Dropdown" ma:internalName="Background">
-      <xsd:simpleType>
-        <xsd:restriction base="dms:Boolean"/>
-      </xsd:simpleType>
-    </xsd:element>
-    <xsd:element name="MediaServiceSearchProperties" ma:index="29" nillable="true" ma:displayName="MediaServiceSearchProperties" ma:hidden="true" ma:internalName="MediaServiceSearchProperties" ma:readOnly="true">
-      <xsd:simpleType>
-        <xsd:restriction base="dms:Note"/>
-      </xsd:simpleType>
-    </xsd:element>
-    <xsd:element name="MediaServiceDocTags" ma:index="30" nillable="true" ma:displayName="MediaServiceDocTags" ma:hidden="true" ma:internalName="MediaServiceDocTags" ma:readOnly="true">
-      <xsd:simpleType>
-        <xsd:restriction base="dms:Note"/>
-      </xsd:simpleType>
-    </xsd:element>
-    <xsd:element name="MediaServiceObjectDetectorVersions" ma:index="31" nillable="true" ma:displayName="MediaServiceObjectDetectorVersions" ma:description="" ma:hidden="true" ma:indexed="true" ma:internalName="MediaServiceObjectDetectorVersions" ma:readOnly="true">
-      <xsd:simpleType>
-        <xsd:restriction base="dms:Text"/>
-      </xsd:simpleType>
-    </xsd:element>
-    <xsd:element name="MediaServiceSystemTags" ma:index="32" nillable="true" ma:displayName="MediaServiceSystemTags" ma:hidden="true" ma:internalName="MediaServiceSystemTags" ma:readOnly="true">
-      <xsd:simpleType>
-        <xsd:restriction base="dms:Note"/>
-      </xsd:simpleType>
-    </xsd:element>
-  </xsd:schema>
-  <xsd:schema xmlns:xsd="http://www.w3.org/2001/XMLSchema" xmlns:xs="http://www.w3.org/2001/XMLSchema" xmlns:dms="http://schemas.microsoft.com/office/2006/documentManagement/types" xmlns:pc="http://schemas.microsoft.com/office/infopath/2007/PartnerControls" targetNamespace="16c05727-aa75-4e4a-9b5f-8a80a1165891" elementFormDefault="qualified">
-    <xsd:import namespace="http://schemas.microsoft.com/office/2006/documentManagement/types"/>
-    <xsd:import namespace="http://schemas.microsoft.com/office/infopath/2007/PartnerControls"/>
-    <xsd:element name="SharedWithUsers" ma:index="14" nillable="true" ma:displayName="Shared With" ma:hidden="true" ma:internalName="SharedWithUsers" ma:readOnly="true">
-      <xsd:complexType>
-        <xsd:complexContent>
-          <xsd:extension base="dms:UserMulti">
-            <xsd:sequence>
-              <xsd:element name="UserInfo" minOccurs="0" maxOccurs="unbounded">
-                <xsd:complexType>
-                  <xsd:sequence>
-                    <xsd:element name="DisplayName" type="xsd:string" minOccurs="0"/>
-                    <xsd:element name="AccountId" type="dms:UserId" minOccurs="0" nillable="true"/>
-                    <xsd:element name="AccountType" type="xsd:string" minOccurs="0"/>
-                  </xsd:sequence>
-                </xsd:complexType>
-              </xsd:element>
-            </xsd:sequence>
-          </xsd:extension>
-        </xsd:complexContent>
-      </xsd:complexType>
-    </xsd:element>
-    <xsd:element name="SharedWithDetails" ma:index="15" nillable="true" ma:displayName="Shared With Details" ma:hidden="true" ma:internalName="SharedWithDetails" ma:readOnly="true">
-      <xsd:simpleType>
-        <xsd:restriction base="dms:Note"/>
-      </xsd:simpleType>
-    </xsd:element>
-  </xsd:schema>
-  <xsd:schema xmlns:xsd="http://www.w3.org/2001/XMLSchema" xmlns:xs="http://www.w3.org/2001/XMLSchema" xmlns:dms="http://schemas.microsoft.com/office/2006/documentManagement/types" xmlns:pc="http://schemas.microsoft.com/office/infopath/2007/PartnerControls" targetNamespace="230e9df3-be65-4c73-a93b-d1236ebd677e" elementFormDefault="qualified">
-    <xsd:import namespace="http://schemas.microsoft.com/office/2006/documentManagement/types"/>
-    <xsd:import namespace="http://schemas.microsoft.com/office/infopath/2007/PartnerControls"/>
-    <xsd:element name="TaxCatchAll" ma:index="23" nillable="true" ma:displayName="Taxonomy Catch All Column" ma:hidden="true" ma:list="{3f6bfcbc-3db3-4ae6-bd76-326f0798ad28}" ma:internalName="TaxCatchAll" ma:readOnly="false" ma:showField="CatchAllData" ma:web="16c05727-aa75-4e4a-9b5f-8a80a1165891">
-      <xsd:complexType>
-        <xsd:complexContent>
-          <xsd:extension base="dms:MultiChoiceLookup">
-            <xsd:sequence>
-              <xsd:element name="Value" type="dms:Lookup" maxOccurs="unbounded" minOccurs="0" nillable="true"/>
-            </xsd:sequence>
-          </xsd:extension>
-        </xsd:complexContent>
-      </xsd:complexType>
-    </xsd:element>
-  </xsd:schema>
-  <xsd:schema xmlns="http://schemas.openxmlformats.org/package/2006/metadata/core-properties" xmlns:xsd="http://www.w3.org/2001/XMLSchema" xmlns:xsi="http://www.w3.org/2001/XMLSchema-instance" xmlns:dc="http://purl.org/dc/elements/1.1/" xmlns:dcterms="http://purl.org/dc/terms/" xmlns:odoc="http://schemas.microsoft.com/internal/obd" targetNamespace="http://schemas.openxmlformats.org/package/2006/metadata/core-properties" elementFormDefault="qualified" attributeFormDefault="unqualified" blockDefault="#all">
-    <xsd:import namespace="http://purl.org/dc/elements/1.1/" schemaLocation="http://dublincore.org/schemas/xmls/qdc/2003/04/02/dc.xsd"/>
-    <xsd:import namespace="http://purl.org/dc/terms/" schemaLocation="http://dublincore.org/schemas/xmls/qdc/2003/04/02/dcterms.xsd"/>
-    <xsd:element name="coreProperties" type="CT_coreProperties"/>
-    <xsd:complexType name="CT_coreProperties">
-      <xsd:all>
-        <xsd:element ref="dc:creator" minOccurs="0" maxOccurs="1"/>
-        <xsd:element ref="dcterms:created" minOccurs="0" maxOccurs="1"/>
-        <xsd:element ref="dc:identifier" minOccurs="0" maxOccurs="1"/>
-        <xsd:element name="contentType" minOccurs="0" maxOccurs="1" type="xsd:string" ma:displayName="Content Type"/>
-        <xsd:element ref="dc:title" minOccurs="0" maxOccurs="1" ma:index="1" ma:displayName="Title"/>
-        <xsd:element ref="dc:subject" minOccurs="0" maxOccurs="1"/>
-        <xsd:element ref="dc:description" minOccurs="0" maxOccurs="1"/>
-        <xsd:element name="keywords" minOccurs="0" maxOccurs="1" type="xsd:string"/>
-        <xsd:element ref="dc:language" minOccurs="0" maxOccurs="1"/>
-        <xsd:element name="category" minOccurs="0" maxOccurs="1" type="xsd:string"/>
-        <xsd:element name="version" minOccurs="0" maxOccurs="1" type="xsd:string"/>
-        <xsd:element name="revision" minOccurs="0" maxOccurs="1" type="xsd:string">
-          <xsd:annotation>
-            <xsd:documentation>
-                        This value indicates the number of saves or revisions. The application is responsible for updating this value after each revision.
-                    </xsd:documentation>
-          </xsd:annotation>
-        </xsd:element>
-        <xsd:element name="lastModifiedBy" minOccurs="0" maxOccurs="1" type="xsd:string"/>
-        <xsd:element ref="dcterms:modified" minOccurs="0" maxOccurs="1"/>
-        <xsd:element name="contentStatus" minOccurs="0" maxOccurs="1" type="xsd:string"/>
-      </xsd:all>
-    </xsd:complexType>
-  </xsd:schema>
-  <xs:schema xmlns:pc="http://schemas.microsoft.com/office/infopath/2007/PartnerControls" xmlns:xs="http://www.w3.org/2001/XMLSchema" targetNamespace="http://schemas.microsoft.com/office/infopath/2007/PartnerControls" elementFormDefault="qualified" attributeFormDefault="unqualified">
-    <xs:element name="Person">
-      <xs:complexType>
-        <xs:sequence>
-          <xs:element ref="pc:DisplayName" minOccurs="0"/>
-          <xs:element ref="pc:AccountId" minOccurs="0"/>
-          <xs:element ref="pc:AccountType" minOccurs="0"/>
-        </xs:sequence>
-      </xs:complexType>
-    </xs:element>
-    <xs:element name="DisplayName" type="xs:string"/>
-    <xs:element name="AccountId" type="xs:string"/>
-    <xs:element name="AccountType" type="xs:string"/>
-    <xs:element name="BDCAssociatedEntity">
-      <xs:complexType>
-        <xs:sequence>
-          <xs:element ref="pc:BDCEntity" minOccurs="0" maxOccurs="unbounded"/>
-        </xs:sequence>
-        <xs:attribute ref="pc:EntityNamespace"/>
-        <xs:attribute ref="pc:EntityName"/>
-        <xs:attribute ref="pc:SystemInstanceName"/>
-        <xs:attribute ref="pc:AssociationName"/>
-      </xs:complexType>
-    </xs:element>
-    <xs:attribute name="EntityNamespace" type="xs:string"/>
-    <xs:attribute name="EntityName" type="xs:string"/>
-    <xs:attribute name="SystemInstanceName" type="xs:string"/>
-    <xs:attribute name="AssociationName" type="xs:string"/>
-    <xs:element name="BDCEntity">
-      <xs:complexType>
-        <xs:sequence>
-          <xs:element ref="pc:EntityDisplayName" minOccurs="0"/>
-          <xs:element ref="pc:EntityInstanceReference" minOccurs="0"/>
-          <xs:element ref="pc:EntityId1" minOccurs="0"/>
-          <xs:element ref="pc:EntityId2" minOccurs="0"/>
-          <xs:element ref="pc:EntityId3" minOccurs="0"/>
-          <xs:element ref="pc:EntityId4" minOccurs="0"/>
-          <xs:element ref="pc:EntityId5" minOccurs="0"/>
-        </xs:sequence>
-      </xs:complexType>
-    </xs:element>
-    <xs:element name="EntityDisplayName" type="xs:string"/>
-    <xs:element name="EntityInstanceReference" type="xs:string"/>
-    <xs:element name="EntityId1" type="xs:string"/>
-    <xs:element name="EntityId2" type="xs:string"/>
-    <xs:element name="EntityId3" type="xs:string"/>
-    <xs:element name="EntityId4" type="xs:string"/>
-    <xs:element name="EntityId5" type="xs:string"/>
-    <xs:element name="Terms">
-      <xs:complexType>
-        <xs:sequence>
-          <xs:element ref="pc:TermInfo" minOccurs="0" maxOccurs="unbounded"/>
-        </xs:sequence>
-      </xs:complexType>
-    </xs:element>
-    <xs:element name="TermInfo">
-      <xs:complexType>
-        <xs:sequence>
-          <xs:element ref="pc:TermName" minOccurs="0"/>
-          <xs:element ref="pc:TermId" minOccurs="0"/>
-        </xs:sequence>
-      </xs:complexType>
-    </xs:element>
-    <xs:element name="TermName" type="xs:string"/>
-    <xs:element name="TermId" type="xs:string"/>
-  </xs:schema>
-</ct:contentTypeSchema>
-</file>
-
-<file path=customXml/item2.xml><?xml version="1.0" encoding="utf-8"?>
-<?mso-contentType ?>
-<FormTemplates xmlns="http://schemas.microsoft.com/sharepoint/v3/contenttype/forms">
-  <Display>DocumentLibraryForm</Display>
-  <Edit>DocumentLibraryForm</Edit>
-  <New>DocumentLibraryForm</New>
-</FormTemplates>
-</file>
-
-<file path=customXml/item33.xml><?xml version="1.0" encoding="utf-8"?>
-<p:properties xmlns:p="http://schemas.microsoft.com/office/2006/metadata/properties" xmlns:xsi="http://www.w3.org/2001/XMLSchema-instance" xmlns:pc="http://schemas.microsoft.com/office/infopath/2007/PartnerControls">
-  <documentManagement>
-    <_ip_UnifiedCompliancePolicyUIAction xmlns="http://schemas.microsoft.com/sharepoint/v3" xsi:nil="true"/>
-    <Image xmlns="71af3243-3dd4-4a8d-8c0d-dd76da1f02a5">
-      <Url xsi:nil="true"/>
-      <Description xsi:nil="true"/>
-    </Image>
-    <Status xmlns="71af3243-3dd4-4a8d-8c0d-dd76da1f02a5">Not started</Status>
-    <Background xmlns="71af3243-3dd4-4a8d-8c0d-dd76da1f02a5">false</Background>
-    <_ip_UnifiedCompliancePolicyProperties xmlns="http://schemas.microsoft.com/sharepoint/v3" xsi:nil="true"/>
-    <ImageTagsTaxHTField xmlns="71af3243-3dd4-4a8d-8c0d-dd76da1f02a5">
-      <Terms xmlns="http://schemas.microsoft.com/office/infopath/2007/PartnerControls"/>
-    </ImageTagsTaxHTField>
-    <TaxCatchAll xmlns="230e9df3-be65-4c73-a93b-d1236ebd677e" xsi:nil="true"/>
-    <MediaServiceKeyPoints xmlns="71af3243-3dd4-4a8d-8c0d-dd76da1f02a5" xsi:nil="true"/>
-  </documentManagement>
-</p:properties>
-</file>
-
-<file path=customXml/itemProps12.xml><?xml version="1.0" encoding="utf-8"?>
-<ds:datastoreItem xmlns:ds="http://schemas.openxmlformats.org/officeDocument/2006/customXml" ds:itemID="{04DBC5C5-F1E1-4F3F-B8F9-10ED651AB033}"/>
-</file>
-
-<file path=customXml/itemProps21.xml><?xml version="1.0" encoding="utf-8"?>
-<ds:datastoreItem xmlns:ds="http://schemas.openxmlformats.org/officeDocument/2006/customXml" ds:itemID="{BBDDBCBE-CFFD-402A-864B-57A0F2FC8727}"/>
-</file>
-
-<file path=customXml/itemProps33.xml><?xml version="1.0" encoding="utf-8"?>
-<ds:datastoreItem xmlns:ds="http://schemas.openxmlformats.org/officeDocument/2006/customXml" ds:itemID="{ECB2488A-6A82-4FC2-BD3B-16202B5E3E28}"/>
-</file>
-
 <file path=docMetadata/LabelInfo.xml><?xml version="1.0" encoding="utf-8"?>
 <clbl:labelList xmlns:clbl="http://schemas.microsoft.com/office/2020/mipLabelMetadata"/>
 </file>